--- a/template/ray/TEMPLATE.docx
+++ b/template/ray/TEMPLATE.docx
@@ -9,7 +9,7 @@
     </w:p>
     <w:tbl>
       <w:tblPr>
-        <w:tblW w:w="9379" w:type="dxa"/>
+        <w:tblW w:w="10716" w:type="dxa"/>
         <w:jc w:val="center"/>
         <w:tblBorders>
           <w:top w:val="single" w:sz="8" w:space="0" w:color="auto"/>
@@ -32,17 +32,17 @@
         <w:gridCol w:w="1053"/>
         <w:gridCol w:w="136"/>
         <w:gridCol w:w="822"/>
-        <w:gridCol w:w="541"/>
-        <w:gridCol w:w="845"/>
+        <w:gridCol w:w="1037"/>
+        <w:gridCol w:w="349"/>
         <w:gridCol w:w="256"/>
         <w:gridCol w:w="225"/>
         <w:gridCol w:w="613"/>
-        <w:gridCol w:w="620"/>
-        <w:gridCol w:w="109"/>
+        <w:gridCol w:w="684"/>
+        <w:gridCol w:w="45"/>
         <w:gridCol w:w="522"/>
         <w:gridCol w:w="462"/>
         <w:gridCol w:w="970"/>
-        <w:gridCol w:w="916"/>
+        <w:gridCol w:w="2253"/>
       </w:tblGrid>
       <w:tr>
         <w:trPr>
@@ -92,7 +92,7 @@
         </w:tc>
         <w:tc>
           <w:tcPr>
-            <w:tcW w:w="3922" w:type="dxa"/>
+            <w:tcW w:w="3986" w:type="dxa"/>
             <w:gridSpan w:val="7"/>
             <w:tcBorders>
               <w:top w:val="single" w:sz="8" w:space="0" w:color="auto"/>
@@ -125,7 +125,7 @@
         </w:tc>
         <w:tc>
           <w:tcPr>
-            <w:tcW w:w="2979" w:type="dxa"/>
+            <w:tcW w:w="4252" w:type="dxa"/>
             <w:gridSpan w:val="5"/>
             <w:tcBorders>
               <w:top w:val="single" w:sz="8" w:space="0" w:color="auto"/>
@@ -170,7 +170,6 @@
               <w:rPr>
                 <w:rFonts w:ascii="宋体" w:hint="eastAsia"/>
                 <w:szCs w:val="21"/>
-                <w:highlight w:val="red"/>
               </w:rPr>
               <w:t>单位工程名称：</w:t>
             </w:r>
@@ -211,7 +210,7 @@
         </w:tc>
         <w:tc>
           <w:tcPr>
-            <w:tcW w:w="2552" w:type="dxa"/>
+            <w:tcW w:w="3048" w:type="dxa"/>
             <w:gridSpan w:val="4"/>
             <w:tcBorders>
               <w:top w:val="single" w:sz="8" w:space="0" w:color="auto"/>
@@ -232,7 +231,7 @@
         </w:tc>
         <w:tc>
           <w:tcPr>
-            <w:tcW w:w="1326" w:type="dxa"/>
+            <w:tcW w:w="830" w:type="dxa"/>
             <w:gridSpan w:val="3"/>
             <w:tcBorders>
               <w:top w:val="single" w:sz="8" w:space="0" w:color="auto"/>
@@ -252,7 +251,6 @@
               <w:rPr>
                 <w:rFonts w:ascii="宋体" w:hint="eastAsia"/>
                 <w:szCs w:val="21"/>
-                <w:highlight w:val="yellow"/>
               </w:rPr>
               <w:t>委托单编号</w:t>
             </w:r>
@@ -260,7 +258,7 @@
         </w:tc>
         <w:tc>
           <w:tcPr>
-            <w:tcW w:w="4212" w:type="dxa"/>
+            <w:tcW w:w="5549" w:type="dxa"/>
             <w:gridSpan w:val="7"/>
             <w:tcBorders>
               <w:top w:val="single" w:sz="8" w:space="0" w:color="auto"/>
@@ -314,7 +312,7 @@
         </w:tc>
         <w:tc>
           <w:tcPr>
-            <w:tcW w:w="2552" w:type="dxa"/>
+            <w:tcW w:w="3048" w:type="dxa"/>
             <w:gridSpan w:val="4"/>
             <w:tcBorders>
               <w:top w:val="single" w:sz="8" w:space="0" w:color="auto"/>
@@ -342,7 +340,7 @@
         </w:tc>
         <w:tc>
           <w:tcPr>
-            <w:tcW w:w="1326" w:type="dxa"/>
+            <w:tcW w:w="830" w:type="dxa"/>
             <w:gridSpan w:val="3"/>
             <w:tcBorders>
               <w:top w:val="single" w:sz="8" w:space="0" w:color="auto"/>
@@ -362,7 +360,6 @@
               <w:rPr>
                 <w:rFonts w:ascii="宋体" w:hint="eastAsia"/>
                 <w:szCs w:val="21"/>
-                <w:highlight w:val="green"/>
               </w:rPr>
               <w:t>区  号</w:t>
             </w:r>
@@ -370,7 +367,7 @@
         </w:tc>
         <w:tc>
           <w:tcPr>
-            <w:tcW w:w="1233" w:type="dxa"/>
+            <w:tcW w:w="1297" w:type="dxa"/>
             <w:gridSpan w:val="2"/>
             <w:tcBorders>
               <w:top w:val="single" w:sz="8" w:space="0" w:color="auto"/>
@@ -391,7 +388,7 @@
         </w:tc>
         <w:tc>
           <w:tcPr>
-            <w:tcW w:w="1093" w:type="dxa"/>
+            <w:tcW w:w="1029" w:type="dxa"/>
             <w:gridSpan w:val="3"/>
             <w:tcBorders>
               <w:top w:val="single" w:sz="8" w:space="0" w:color="auto"/>
@@ -419,7 +416,7 @@
         </w:tc>
         <w:tc>
           <w:tcPr>
-            <w:tcW w:w="1886" w:type="dxa"/>
+            <w:tcW w:w="3223" w:type="dxa"/>
             <w:gridSpan w:val="2"/>
             <w:tcBorders>
               <w:top w:val="single" w:sz="8" w:space="0" w:color="auto"/>
@@ -470,7 +467,7 @@
         </w:tc>
         <w:tc>
           <w:tcPr>
-            <w:tcW w:w="2552" w:type="dxa"/>
+            <w:tcW w:w="3048" w:type="dxa"/>
             <w:gridSpan w:val="4"/>
             <w:vAlign w:val="center"/>
           </w:tcPr>
@@ -487,7 +484,7 @@
         </w:tc>
         <w:tc>
           <w:tcPr>
-            <w:tcW w:w="1326" w:type="dxa"/>
+            <w:tcW w:w="830" w:type="dxa"/>
             <w:gridSpan w:val="3"/>
             <w:vAlign w:val="center"/>
           </w:tcPr>
@@ -511,24 +508,24 @@
         </w:tc>
         <w:tc>
           <w:tcPr>
-            <w:tcW w:w="1233" w:type="dxa"/>
-            <w:gridSpan w:val="2"/>
-            <w:vAlign w:val="center"/>
-          </w:tcPr>
-          <w:p>
-            <w:pPr>
-              <w:spacing w:before="60"/>
-              <w:jc w:val="center"/>
-              <w:rPr>
-                <w:rFonts w:ascii="宋体"/>
-                <w:szCs w:val="21"/>
-              </w:rPr>
-            </w:pPr>
-          </w:p>
-        </w:tc>
-        <w:tc>
-          <w:tcPr>
-            <w:tcW w:w="1093" w:type="dxa"/>
+            <w:tcW w:w="1297" w:type="dxa"/>
+            <w:gridSpan w:val="2"/>
+            <w:vAlign w:val="center"/>
+          </w:tcPr>
+          <w:p>
+            <w:pPr>
+              <w:spacing w:before="60"/>
+              <w:jc w:val="center"/>
+              <w:rPr>
+                <w:rFonts w:ascii="宋体"/>
+                <w:szCs w:val="21"/>
+              </w:rPr>
+            </w:pPr>
+          </w:p>
+        </w:tc>
+        <w:tc>
+          <w:tcPr>
+            <w:tcW w:w="1029" w:type="dxa"/>
             <w:gridSpan w:val="3"/>
             <w:vAlign w:val="center"/>
           </w:tcPr>
@@ -552,7 +549,7 @@
         </w:tc>
         <w:tc>
           <w:tcPr>
-            <w:tcW w:w="1886" w:type="dxa"/>
+            <w:tcW w:w="3223" w:type="dxa"/>
             <w:gridSpan w:val="2"/>
             <w:vAlign w:val="center"/>
           </w:tcPr>
@@ -598,7 +595,7 @@
         </w:tc>
         <w:tc>
           <w:tcPr>
-            <w:tcW w:w="2552" w:type="dxa"/>
+            <w:tcW w:w="3048" w:type="dxa"/>
             <w:gridSpan w:val="4"/>
             <w:vAlign w:val="center"/>
           </w:tcPr>
@@ -615,7 +612,7 @@
         </w:tc>
         <w:tc>
           <w:tcPr>
-            <w:tcW w:w="1326" w:type="dxa"/>
+            <w:tcW w:w="830" w:type="dxa"/>
             <w:gridSpan w:val="3"/>
             <w:noWrap/>
             <w:vAlign w:val="center"/>
@@ -633,7 +630,6 @@
               <w:rPr>
                 <w:rFonts w:ascii="宋体" w:hint="eastAsia"/>
                 <w:szCs w:val="21"/>
-                <w:highlight w:val="magenta"/>
               </w:rPr>
               <w:t>检测比例</w:t>
             </w:r>
@@ -641,7 +637,7 @@
         </w:tc>
         <w:tc>
           <w:tcPr>
-            <w:tcW w:w="1233" w:type="dxa"/>
+            <w:tcW w:w="1297" w:type="dxa"/>
             <w:gridSpan w:val="2"/>
             <w:noWrap/>
             <w:vAlign w:val="center"/>
@@ -659,7 +655,7 @@
         </w:tc>
         <w:tc>
           <w:tcPr>
-            <w:tcW w:w="1093" w:type="dxa"/>
+            <w:tcW w:w="1029" w:type="dxa"/>
             <w:gridSpan w:val="3"/>
             <w:noWrap/>
             <w:vAlign w:val="center"/>
@@ -671,14 +667,12 @@
               <w:rPr>
                 <w:rFonts w:ascii="宋体"/>
                 <w:szCs w:val="21"/>
-                <w:highlight w:val="lightGray"/>
               </w:rPr>
             </w:pPr>
             <w:r>
               <w:rPr>
                 <w:rFonts w:ascii="宋体" w:hint="eastAsia"/>
                 <w:szCs w:val="21"/>
-                <w:highlight w:val="lightGray"/>
               </w:rPr>
               <w:t>合格级别</w:t>
             </w:r>
@@ -686,7 +680,7 @@
         </w:tc>
         <w:tc>
           <w:tcPr>
-            <w:tcW w:w="1886" w:type="dxa"/>
+            <w:tcW w:w="3223" w:type="dxa"/>
             <w:gridSpan w:val="2"/>
             <w:vAlign w:val="center"/>
           </w:tcPr>
@@ -732,7 +726,7 @@
         </w:tc>
         <w:tc>
           <w:tcPr>
-            <w:tcW w:w="2552" w:type="dxa"/>
+            <w:tcW w:w="3048" w:type="dxa"/>
             <w:gridSpan w:val="4"/>
             <w:vAlign w:val="center"/>
           </w:tcPr>
@@ -749,7 +743,7 @@
         </w:tc>
         <w:tc>
           <w:tcPr>
-            <w:tcW w:w="1326" w:type="dxa"/>
+            <w:tcW w:w="830" w:type="dxa"/>
             <w:gridSpan w:val="3"/>
             <w:noWrap/>
             <w:vAlign w:val="center"/>
@@ -774,7 +768,7 @@
         </w:tc>
         <w:tc>
           <w:tcPr>
-            <w:tcW w:w="1233" w:type="dxa"/>
+            <w:tcW w:w="1297" w:type="dxa"/>
             <w:gridSpan w:val="2"/>
             <w:noWrap/>
             <w:vAlign w:val="center"/>
@@ -799,7 +793,7 @@
         </w:tc>
         <w:tc>
           <w:tcPr>
-            <w:tcW w:w="1093" w:type="dxa"/>
+            <w:tcW w:w="1029" w:type="dxa"/>
             <w:gridSpan w:val="3"/>
             <w:noWrap/>
             <w:vAlign w:val="center"/>
@@ -824,7 +818,7 @@
         </w:tc>
         <w:tc>
           <w:tcPr>
-            <w:tcW w:w="1886" w:type="dxa"/>
+            <w:tcW w:w="3223" w:type="dxa"/>
             <w:gridSpan w:val="2"/>
             <w:vAlign w:val="center"/>
           </w:tcPr>
@@ -886,7 +880,6 @@
             <w:r>
               <w:rPr>
                 <w:rFonts w:ascii="宋体" w:hint="eastAsia"/>
-                <w:color w:val="FF0000"/>
                 <w:szCs w:val="21"/>
               </w:rPr>
               <w:t>管道编号</w:t>
@@ -936,7 +929,6 @@
             <w:r>
               <w:rPr>
                 <w:rFonts w:ascii="宋体" w:hint="eastAsia"/>
-                <w:color w:val="FFC000"/>
                 <w:szCs w:val="21"/>
               </w:rPr>
               <w:t>焊口号</w:t>
@@ -962,7 +954,6 @@
             <w:r>
               <w:rPr>
                 <w:rFonts w:ascii="宋体" w:hint="eastAsia"/>
-                <w:color w:val="92D050"/>
                 <w:szCs w:val="21"/>
               </w:rPr>
               <w:t>焊工号</w:t>
@@ -987,7 +978,6 @@
             <w:r>
               <w:rPr>
                 <w:rFonts w:ascii="宋体" w:hint="eastAsia"/>
-                <w:color w:val="00B0F0"/>
                 <w:szCs w:val="21"/>
               </w:rPr>
               <w:t>焊口规格</w:t>
@@ -1011,7 +1001,6 @@
             <w:r>
               <w:rPr>
                 <w:rFonts w:ascii="宋体" w:hint="eastAsia"/>
-                <w:color w:val="00B050"/>
                 <w:szCs w:val="21"/>
               </w:rPr>
               <w:t>焊口材质</w:t>
@@ -1020,7 +1009,7 @@
         </w:tc>
         <w:tc>
           <w:tcPr>
-            <w:tcW w:w="916" w:type="dxa"/>
+            <w:tcW w:w="2253" w:type="dxa"/>
             <w:vAlign w:val="center"/>
           </w:tcPr>
           <w:p>
@@ -1178,7 +1167,7 @@
         </w:tc>
         <w:tc>
           <w:tcPr>
-            <w:tcW w:w="916" w:type="dxa"/>
+            <w:tcW w:w="2253" w:type="dxa"/>
             <w:vAlign w:val="center"/>
           </w:tcPr>
           <w:p>
@@ -1324,7 +1313,7 @@
         </w:tc>
         <w:tc>
           <w:tcPr>
-            <w:tcW w:w="916" w:type="dxa"/>
+            <w:tcW w:w="2253" w:type="dxa"/>
             <w:vAlign w:val="center"/>
           </w:tcPr>
           <w:p>
@@ -1480,7 +1469,7 @@
         </w:tc>
         <w:tc>
           <w:tcPr>
-            <w:tcW w:w="916" w:type="dxa"/>
+            <w:tcW w:w="2253" w:type="dxa"/>
             <w:vAlign w:val="center"/>
           </w:tcPr>
           <w:p>
@@ -1627,7 +1616,7 @@
         </w:tc>
         <w:tc>
           <w:tcPr>
-            <w:tcW w:w="916" w:type="dxa"/>
+            <w:tcW w:w="2253" w:type="dxa"/>
             <w:vAlign w:val="center"/>
           </w:tcPr>
           <w:p>
@@ -1773,7 +1762,7 @@
         </w:tc>
         <w:tc>
           <w:tcPr>
-            <w:tcW w:w="916" w:type="dxa"/>
+            <w:tcW w:w="2253" w:type="dxa"/>
             <w:vAlign w:val="center"/>
           </w:tcPr>
           <w:p>
@@ -1919,7 +1908,7 @@
         </w:tc>
         <w:tc>
           <w:tcPr>
-            <w:tcW w:w="916" w:type="dxa"/>
+            <w:tcW w:w="2253" w:type="dxa"/>
             <w:vAlign w:val="center"/>
           </w:tcPr>
           <w:p>
@@ -2065,7 +2054,7 @@
         </w:tc>
         <w:tc>
           <w:tcPr>
-            <w:tcW w:w="916" w:type="dxa"/>
+            <w:tcW w:w="2253" w:type="dxa"/>
             <w:vAlign w:val="center"/>
           </w:tcPr>
           <w:p>
@@ -2211,7 +2200,7 @@
         </w:tc>
         <w:tc>
           <w:tcPr>
-            <w:tcW w:w="916" w:type="dxa"/>
+            <w:tcW w:w="2253" w:type="dxa"/>
             <w:vAlign w:val="center"/>
           </w:tcPr>
           <w:p>
@@ -2357,7 +2346,7 @@
         </w:tc>
         <w:tc>
           <w:tcPr>
-            <w:tcW w:w="916" w:type="dxa"/>
+            <w:tcW w:w="2253" w:type="dxa"/>
             <w:vAlign w:val="center"/>
           </w:tcPr>
           <w:p>
@@ -2503,7 +2492,7 @@
         </w:tc>
         <w:tc>
           <w:tcPr>
-            <w:tcW w:w="916" w:type="dxa"/>
+            <w:tcW w:w="2253" w:type="dxa"/>
             <w:vAlign w:val="center"/>
           </w:tcPr>
           <w:p>
@@ -2649,7 +2638,7 @@
         </w:tc>
         <w:tc>
           <w:tcPr>
-            <w:tcW w:w="916" w:type="dxa"/>
+            <w:tcW w:w="2253" w:type="dxa"/>
             <w:vAlign w:val="center"/>
           </w:tcPr>
           <w:p>
@@ -2795,7 +2784,7 @@
         </w:tc>
         <w:tc>
           <w:tcPr>
-            <w:tcW w:w="916" w:type="dxa"/>
+            <w:tcW w:w="2253" w:type="dxa"/>
             <w:vAlign w:val="center"/>
           </w:tcPr>
           <w:p>
@@ -2941,7 +2930,7 @@
         </w:tc>
         <w:tc>
           <w:tcPr>
-            <w:tcW w:w="916" w:type="dxa"/>
+            <w:tcW w:w="2253" w:type="dxa"/>
             <w:vAlign w:val="center"/>
           </w:tcPr>
           <w:p>
@@ -3087,7 +3076,7 @@
         </w:tc>
         <w:tc>
           <w:tcPr>
-            <w:tcW w:w="916" w:type="dxa"/>
+            <w:tcW w:w="2253" w:type="dxa"/>
             <w:vAlign w:val="center"/>
           </w:tcPr>
           <w:p>
@@ -3233,7 +3222,7 @@
         </w:tc>
         <w:tc>
           <w:tcPr>
-            <w:tcW w:w="916" w:type="dxa"/>
+            <w:tcW w:w="2253" w:type="dxa"/>
             <w:vAlign w:val="center"/>
           </w:tcPr>
           <w:p>
@@ -3255,7 +3244,7 @@
         </w:trPr>
         <w:tc>
           <w:tcPr>
-            <w:tcW w:w="9379" w:type="dxa"/>
+            <w:tcW w:w="10716" w:type="dxa"/>
             <w:gridSpan w:val="16"/>
             <w:vAlign w:val="center"/>
           </w:tcPr>
@@ -3315,7 +3304,6 @@
             <w:pPr>
               <w:spacing w:line="240" w:lineRule="atLeast"/>
               <w:rPr>
-                <w:rFonts w:hint="eastAsia"/>
                 <w:szCs w:val="21"/>
               </w:rPr>
             </w:pPr>
@@ -3385,13 +3373,7 @@
               <w:t>监理单位：（签章）</w:t>
             </w:r>
           </w:p>
-          <w:p>
-            <w:pPr>
-              <w:rPr>
-                <w:rFonts w:hint="eastAsia"/>
-              </w:rPr>
-            </w:pPr>
-          </w:p>
+          <w:p/>
           <w:p>
             <w:pPr>
               <w:spacing w:line="240" w:lineRule="atLeast"/>
@@ -3479,13 +3461,7 @@
               <w:t>装置：</w:t>
             </w:r>
           </w:p>
-          <w:p>
-            <w:pPr>
-              <w:rPr>
-                <w:rFonts w:hint="eastAsia"/>
-              </w:rPr>
-            </w:pPr>
-          </w:p>
+          <w:p/>
           <w:p>
             <w:pPr>
               <w:spacing w:line="240" w:lineRule="atLeast"/>
@@ -3541,7 +3517,7 @@
         </w:tc>
         <w:tc>
           <w:tcPr>
-            <w:tcW w:w="2348" w:type="dxa"/>
+            <w:tcW w:w="3685" w:type="dxa"/>
             <w:gridSpan w:val="3"/>
           </w:tcPr>
           <w:p>
@@ -3571,7 +3547,6 @@
             <w:pPr>
               <w:spacing w:line="240" w:lineRule="atLeast"/>
               <w:rPr>
-                <w:rFonts w:hint="eastAsia"/>
                 <w:szCs w:val="21"/>
               </w:rPr>
             </w:pPr>

--- a/template/ray/TEMPLATE.docx
+++ b/template/ray/TEMPLATE.docx
@@ -35,8 +35,8 @@
         <w:gridCol w:w="1037"/>
         <w:gridCol w:w="349"/>
         <w:gridCol w:w="256"/>
-        <w:gridCol w:w="225"/>
-        <w:gridCol w:w="613"/>
+        <w:gridCol w:w="658"/>
+        <w:gridCol w:w="180"/>
         <w:gridCol w:w="684"/>
         <w:gridCol w:w="45"/>
         <w:gridCol w:w="522"/>
@@ -231,7 +231,7 @@
         </w:tc>
         <w:tc>
           <w:tcPr>
-            <w:tcW w:w="830" w:type="dxa"/>
+            <w:tcW w:w="1263" w:type="dxa"/>
             <w:gridSpan w:val="3"/>
             <w:tcBorders>
               <w:top w:val="single" w:sz="8" w:space="0" w:color="auto"/>
@@ -258,7 +258,7 @@
         </w:tc>
         <w:tc>
           <w:tcPr>
-            <w:tcW w:w="5549" w:type="dxa"/>
+            <w:tcW w:w="5116" w:type="dxa"/>
             <w:gridSpan w:val="7"/>
             <w:tcBorders>
               <w:top w:val="single" w:sz="8" w:space="0" w:color="auto"/>
@@ -340,7 +340,7 @@
         </w:tc>
         <w:tc>
           <w:tcPr>
-            <w:tcW w:w="830" w:type="dxa"/>
+            <w:tcW w:w="1263" w:type="dxa"/>
             <w:gridSpan w:val="3"/>
             <w:tcBorders>
               <w:top w:val="single" w:sz="8" w:space="0" w:color="auto"/>
@@ -367,7 +367,7 @@
         </w:tc>
         <w:tc>
           <w:tcPr>
-            <w:tcW w:w="1297" w:type="dxa"/>
+            <w:tcW w:w="864" w:type="dxa"/>
             <w:gridSpan w:val="2"/>
             <w:tcBorders>
               <w:top w:val="single" w:sz="8" w:space="0" w:color="auto"/>
@@ -484,7 +484,7 @@
         </w:tc>
         <w:tc>
           <w:tcPr>
-            <w:tcW w:w="830" w:type="dxa"/>
+            <w:tcW w:w="1263" w:type="dxa"/>
             <w:gridSpan w:val="3"/>
             <w:vAlign w:val="center"/>
           </w:tcPr>
@@ -508,7 +508,7 @@
         </w:tc>
         <w:tc>
           <w:tcPr>
-            <w:tcW w:w="1297" w:type="dxa"/>
+            <w:tcW w:w="864" w:type="dxa"/>
             <w:gridSpan w:val="2"/>
             <w:vAlign w:val="center"/>
           </w:tcPr>
@@ -612,7 +612,7 @@
         </w:tc>
         <w:tc>
           <w:tcPr>
-            <w:tcW w:w="830" w:type="dxa"/>
+            <w:tcW w:w="1263" w:type="dxa"/>
             <w:gridSpan w:val="3"/>
             <w:noWrap/>
             <w:vAlign w:val="center"/>
@@ -637,7 +637,7 @@
         </w:tc>
         <w:tc>
           <w:tcPr>
-            <w:tcW w:w="1297" w:type="dxa"/>
+            <w:tcW w:w="864" w:type="dxa"/>
             <w:gridSpan w:val="2"/>
             <w:noWrap/>
             <w:vAlign w:val="center"/>
@@ -743,7 +743,7 @@
         </w:tc>
         <w:tc>
           <w:tcPr>
-            <w:tcW w:w="830" w:type="dxa"/>
+            <w:tcW w:w="1263" w:type="dxa"/>
             <w:gridSpan w:val="3"/>
             <w:noWrap/>
             <w:vAlign w:val="center"/>
@@ -768,7 +768,7 @@
         </w:tc>
         <w:tc>
           <w:tcPr>
-            <w:tcW w:w="1297" w:type="dxa"/>
+            <w:tcW w:w="864" w:type="dxa"/>
             <w:gridSpan w:val="2"/>
             <w:noWrap/>
             <w:vAlign w:val="center"/>
@@ -925,15 +925,20 @@
                 <w:szCs w:val="21"/>
               </w:rPr>
             </w:pPr>
-            <w:proofErr w:type="gramStart"/>
-            <w:r>
-              <w:rPr>
-                <w:rFonts w:ascii="宋体" w:hint="eastAsia"/>
-                <w:szCs w:val="21"/>
-              </w:rPr>
-              <w:t>焊口号</w:t>
-            </w:r>
-            <w:proofErr w:type="gramEnd"/>
+            <w:r>
+              <w:rPr>
+                <w:rFonts w:ascii="宋体" w:hint="eastAsia"/>
+                <w:szCs w:val="21"/>
+              </w:rPr>
+              <w:t>焊</w:t>
+            </w:r>
+            <w:r>
+              <w:rPr>
+                <w:rFonts w:ascii="宋体" w:hint="eastAsia"/>
+                <w:szCs w:val="21"/>
+              </w:rPr>
+              <w:t>口号</w:t>
+            </w:r>
           </w:p>
         </w:tc>
         <w:tc>

--- a/template/ray/TEMPLATE.docx
+++ b/template/ray/TEMPLATE.docx
@@ -2,15 +2,10 @@
 <file path=word/document.xml><?xml version="1.0" encoding="utf-8"?>
 <w:document xmlns:wpc="http://schemas.microsoft.com/office/word/2010/wordprocessingCanvas" xmlns:cx="http://schemas.microsoft.com/office/drawing/2014/chartex" xmlns:cx1="http://schemas.microsoft.com/office/drawing/2015/9/8/chartex" xmlns:cx2="http://schemas.microsoft.com/office/drawing/2015/10/21/chartex" xmlns:cx3="http://schemas.microsoft.com/office/drawing/2016/5/9/chartex" xmlns:cx4="http://schemas.microsoft.com/office/drawing/2016/5/10/chartex" xmlns:cx5="http://schemas.microsoft.com/office/drawing/2016/5/11/chartex" xmlns:cx6="http://schemas.microsoft.com/office/drawing/2016/5/12/chartex" xmlns:cx7="http://schemas.microsoft.com/office/drawing/2016/5/13/chartex" xmlns:cx8="http://schemas.microsoft.com/office/drawing/2016/5/14/chartex" xmlns:mc="http://schemas.openxmlformats.org/markup-compatibility/2006" xmlns:aink="http://schemas.microsoft.com/office/drawing/2016/ink" xmlns:am3d="http://schemas.microsoft.com/office/drawing/2017/model3d" xmlns:o="urn:schemas-microsoft-com:office:office" xmlns:oel="http://schemas.microsoft.com/office/2019/extlst" xmlns:r="http://schemas.openxmlformats.org/officeDocument/2006/relationships" xmlns:m="http://schemas.openxmlformats.org/officeDocument/2006/math" xmlns:v="urn:schemas-microsoft-com:vml" xmlns:wp14="http://schemas.microsoft.com/office/word/2010/wordprocessingDrawing" xmlns:wp="http://schemas.openxmlformats.org/drawingml/2006/wordprocessingDrawing" xmlns:w10="urn:schemas-microsoft-com:office:word" xmlns:w="http://schemas.openxmlformats.org/wordprocessingml/2006/main" xmlns:w14="http://schemas.microsoft.com/office/word/2010/wordml" xmlns:w15="http://schemas.microsoft.com/office/word/2012/wordml" xmlns:w16cex="http://schemas.microsoft.com/office/word/2018/wordml/cex" xmlns:w16cid="http://schemas.microsoft.com/office/word/2016/wordml/cid" xmlns:w16="http://schemas.microsoft.com/office/word/2018/wordml" xmlns:w16sdtdh="http://schemas.microsoft.com/office/word/2020/wordml/sdtdatahash" xmlns:w16se="http://schemas.microsoft.com/office/word/2015/wordml/symex" xmlns:wpg="http://schemas.microsoft.com/office/word/2010/wordprocessingGroup" xmlns:wpi="http://schemas.microsoft.com/office/word/2010/wordprocessingInk" xmlns:wne="http://schemas.microsoft.com/office/word/2006/wordml" xmlns:wps="http://schemas.microsoft.com/office/word/2010/wordprocessingShape" mc:Ignorable="w14 w15 w16se w16cid w16 w16cex w16sdtdh wp14">
   <w:body>
-    <w:p>
-      <w:pPr>
-        <w:pStyle w:val="a0"/>
-      </w:pPr>
-    </w:p>
     <w:tbl>
       <w:tblPr>
-        <w:tblW w:w="10716" w:type="dxa"/>
-        <w:jc w:val="center"/>
+        <w:tblpPr w:leftFromText="180" w:rightFromText="180" w:vertAnchor="text" w:horzAnchor="margin" w:tblpXSpec="center" w:tblpY="391"/>
+        <w:tblW w:w="9710" w:type="dxa"/>
         <w:tblBorders>
           <w:top w:val="single" w:sz="8" w:space="0" w:color="auto"/>
           <w:left w:val="single" w:sz="8" w:space="0" w:color="auto"/>
@@ -42,12 +37,11 @@
         <w:gridCol w:w="522"/>
         <w:gridCol w:w="462"/>
         <w:gridCol w:w="970"/>
-        <w:gridCol w:w="2253"/>
+        <w:gridCol w:w="1247"/>
       </w:tblGrid>
       <w:tr>
         <w:trPr>
           <w:trHeight w:hRule="exact" w:val="1375"/>
-          <w:jc w:val="center"/>
         </w:trPr>
         <w:tc>
           <w:tcPr>
@@ -125,7 +119,7 @@
         </w:tc>
         <w:tc>
           <w:tcPr>
-            <w:tcW w:w="4252" w:type="dxa"/>
+            <w:tcW w:w="3246" w:type="dxa"/>
             <w:gridSpan w:val="5"/>
             <w:tcBorders>
               <w:top w:val="single" w:sz="8" w:space="0" w:color="auto"/>
@@ -179,7 +173,6 @@
       <w:tr>
         <w:trPr>
           <w:trHeight w:hRule="exact" w:val="446"/>
-          <w:jc w:val="center"/>
         </w:trPr>
         <w:tc>
           <w:tcPr>
@@ -258,7 +251,7 @@
         </w:tc>
         <w:tc>
           <w:tcPr>
-            <w:tcW w:w="5116" w:type="dxa"/>
+            <w:tcW w:w="4110" w:type="dxa"/>
             <w:gridSpan w:val="7"/>
             <w:tcBorders>
               <w:top w:val="single" w:sz="8" w:space="0" w:color="auto"/>
@@ -281,7 +274,6 @@
       <w:tr>
         <w:trPr>
           <w:trHeight w:hRule="exact" w:val="446"/>
-          <w:jc w:val="center"/>
         </w:trPr>
         <w:tc>
           <w:tcPr>
@@ -416,7 +408,7 @@
         </w:tc>
         <w:tc>
           <w:tcPr>
-            <w:tcW w:w="3223" w:type="dxa"/>
+            <w:tcW w:w="2217" w:type="dxa"/>
             <w:gridSpan w:val="2"/>
             <w:tcBorders>
               <w:top w:val="single" w:sz="8" w:space="0" w:color="auto"/>
@@ -439,7 +431,6 @@
       <w:tr>
         <w:trPr>
           <w:trHeight w:hRule="exact" w:val="446"/>
-          <w:jc w:val="center"/>
         </w:trPr>
         <w:tc>
           <w:tcPr>
@@ -549,7 +540,7 @@
         </w:tc>
         <w:tc>
           <w:tcPr>
-            <w:tcW w:w="3223" w:type="dxa"/>
+            <w:tcW w:w="2217" w:type="dxa"/>
             <w:gridSpan w:val="2"/>
             <w:vAlign w:val="center"/>
           </w:tcPr>
@@ -567,7 +558,6 @@
       <w:tr>
         <w:trPr>
           <w:trHeight w:hRule="exact" w:val="446"/>
-          <w:jc w:val="center"/>
         </w:trPr>
         <w:tc>
           <w:tcPr>
@@ -680,7 +670,7 @@
         </w:tc>
         <w:tc>
           <w:tcPr>
-            <w:tcW w:w="3223" w:type="dxa"/>
+            <w:tcW w:w="2217" w:type="dxa"/>
             <w:gridSpan w:val="2"/>
             <w:vAlign w:val="center"/>
           </w:tcPr>
@@ -698,7 +688,6 @@
       <w:tr>
         <w:trPr>
           <w:trHeight w:hRule="exact" w:val="446"/>
-          <w:jc w:val="center"/>
         </w:trPr>
         <w:tc>
           <w:tcPr>
@@ -818,7 +807,7 @@
         </w:tc>
         <w:tc>
           <w:tcPr>
-            <w:tcW w:w="3223" w:type="dxa"/>
+            <w:tcW w:w="2217" w:type="dxa"/>
             <w:gridSpan w:val="2"/>
             <w:vAlign w:val="center"/>
           </w:tcPr>
@@ -837,7 +826,6 @@
       <w:tr>
         <w:trPr>
           <w:trHeight w:val="455"/>
-          <w:jc w:val="center"/>
         </w:trPr>
         <w:tc>
           <w:tcPr>
@@ -925,6 +913,7 @@
                 <w:szCs w:val="21"/>
               </w:rPr>
             </w:pPr>
+            <w:proofErr w:type="gramStart"/>
             <w:r>
               <w:rPr>
                 <w:rFonts w:ascii="宋体" w:hint="eastAsia"/>
@@ -939,6 +928,7 @@
               </w:rPr>
               <w:t>口号</w:t>
             </w:r>
+            <w:proofErr w:type="gramEnd"/>
           </w:p>
         </w:tc>
         <w:tc>
@@ -1014,7 +1004,7 @@
         </w:tc>
         <w:tc>
           <w:tcPr>
-            <w:tcW w:w="2253" w:type="dxa"/>
+            <w:tcW w:w="1247" w:type="dxa"/>
             <w:vAlign w:val="center"/>
           </w:tcPr>
           <w:p>
@@ -1039,7 +1029,6 @@
       <w:tr>
         <w:trPr>
           <w:trHeight w:hRule="exact" w:val="418"/>
-          <w:jc w:val="center"/>
         </w:trPr>
         <w:tc>
           <w:tcPr>
@@ -1172,7 +1161,7 @@
         </w:tc>
         <w:tc>
           <w:tcPr>
-            <w:tcW w:w="2253" w:type="dxa"/>
+            <w:tcW w:w="1247" w:type="dxa"/>
             <w:vAlign w:val="center"/>
           </w:tcPr>
           <w:p>
@@ -1190,7 +1179,6 @@
       <w:tr>
         <w:trPr>
           <w:trHeight w:hRule="exact" w:val="418"/>
-          <w:jc w:val="center"/>
         </w:trPr>
         <w:tc>
           <w:tcPr>
@@ -1318,7 +1306,7 @@
         </w:tc>
         <w:tc>
           <w:tcPr>
-            <w:tcW w:w="2253" w:type="dxa"/>
+            <w:tcW w:w="1247" w:type="dxa"/>
             <w:vAlign w:val="center"/>
           </w:tcPr>
           <w:p>
@@ -1336,7 +1324,6 @@
       <w:tr>
         <w:trPr>
           <w:trHeight w:hRule="exact" w:val="418"/>
-          <w:jc w:val="center"/>
         </w:trPr>
         <w:tc>
           <w:tcPr>
@@ -1474,7 +1461,7 @@
         </w:tc>
         <w:tc>
           <w:tcPr>
-            <w:tcW w:w="2253" w:type="dxa"/>
+            <w:tcW w:w="1247" w:type="dxa"/>
             <w:vAlign w:val="center"/>
           </w:tcPr>
           <w:p>
@@ -1492,7 +1479,6 @@
       <w:tr>
         <w:trPr>
           <w:trHeight w:hRule="exact" w:val="418"/>
-          <w:jc w:val="center"/>
         </w:trPr>
         <w:tc>
           <w:tcPr>
@@ -1621,7 +1607,7 @@
         </w:tc>
         <w:tc>
           <w:tcPr>
-            <w:tcW w:w="2253" w:type="dxa"/>
+            <w:tcW w:w="1247" w:type="dxa"/>
             <w:vAlign w:val="center"/>
           </w:tcPr>
           <w:p>
@@ -1639,7 +1625,6 @@
       <w:tr>
         <w:trPr>
           <w:trHeight w:hRule="exact" w:val="418"/>
-          <w:jc w:val="center"/>
         </w:trPr>
         <w:tc>
           <w:tcPr>
@@ -1767,7 +1752,7 @@
         </w:tc>
         <w:tc>
           <w:tcPr>
-            <w:tcW w:w="2253" w:type="dxa"/>
+            <w:tcW w:w="1247" w:type="dxa"/>
             <w:vAlign w:val="center"/>
           </w:tcPr>
           <w:p>
@@ -1785,7 +1770,6 @@
       <w:tr>
         <w:trPr>
           <w:trHeight w:hRule="exact" w:val="418"/>
-          <w:jc w:val="center"/>
         </w:trPr>
         <w:tc>
           <w:tcPr>
@@ -1913,7 +1897,7 @@
         </w:tc>
         <w:tc>
           <w:tcPr>
-            <w:tcW w:w="2253" w:type="dxa"/>
+            <w:tcW w:w="1247" w:type="dxa"/>
             <w:vAlign w:val="center"/>
           </w:tcPr>
           <w:p>
@@ -1931,7 +1915,6 @@
       <w:tr>
         <w:trPr>
           <w:trHeight w:hRule="exact" w:val="418"/>
-          <w:jc w:val="center"/>
         </w:trPr>
         <w:tc>
           <w:tcPr>
@@ -2059,7 +2042,7 @@
         </w:tc>
         <w:tc>
           <w:tcPr>
-            <w:tcW w:w="2253" w:type="dxa"/>
+            <w:tcW w:w="1247" w:type="dxa"/>
             <w:vAlign w:val="center"/>
           </w:tcPr>
           <w:p>
@@ -2077,7 +2060,6 @@
       <w:tr>
         <w:trPr>
           <w:trHeight w:hRule="exact" w:val="418"/>
-          <w:jc w:val="center"/>
         </w:trPr>
         <w:tc>
           <w:tcPr>
@@ -2205,7 +2187,7 @@
         </w:tc>
         <w:tc>
           <w:tcPr>
-            <w:tcW w:w="2253" w:type="dxa"/>
+            <w:tcW w:w="1247" w:type="dxa"/>
             <w:vAlign w:val="center"/>
           </w:tcPr>
           <w:p>
@@ -2223,7 +2205,6 @@
       <w:tr>
         <w:trPr>
           <w:trHeight w:hRule="exact" w:val="418"/>
-          <w:jc w:val="center"/>
         </w:trPr>
         <w:tc>
           <w:tcPr>
@@ -2351,7 +2332,7 @@
         </w:tc>
         <w:tc>
           <w:tcPr>
-            <w:tcW w:w="2253" w:type="dxa"/>
+            <w:tcW w:w="1247" w:type="dxa"/>
             <w:vAlign w:val="center"/>
           </w:tcPr>
           <w:p>
@@ -2369,7 +2350,6 @@
       <w:tr>
         <w:trPr>
           <w:trHeight w:hRule="exact" w:val="418"/>
-          <w:jc w:val="center"/>
         </w:trPr>
         <w:tc>
           <w:tcPr>
@@ -2497,7 +2477,7 @@
         </w:tc>
         <w:tc>
           <w:tcPr>
-            <w:tcW w:w="2253" w:type="dxa"/>
+            <w:tcW w:w="1247" w:type="dxa"/>
             <w:vAlign w:val="center"/>
           </w:tcPr>
           <w:p>
@@ -2515,7 +2495,6 @@
       <w:tr>
         <w:trPr>
           <w:trHeight w:hRule="exact" w:val="418"/>
-          <w:jc w:val="center"/>
         </w:trPr>
         <w:tc>
           <w:tcPr>
@@ -2643,7 +2622,7 @@
         </w:tc>
         <w:tc>
           <w:tcPr>
-            <w:tcW w:w="2253" w:type="dxa"/>
+            <w:tcW w:w="1247" w:type="dxa"/>
             <w:vAlign w:val="center"/>
           </w:tcPr>
           <w:p>
@@ -2661,7 +2640,6 @@
       <w:tr>
         <w:trPr>
           <w:trHeight w:hRule="exact" w:val="418"/>
-          <w:jc w:val="center"/>
         </w:trPr>
         <w:tc>
           <w:tcPr>
@@ -2789,7 +2767,7 @@
         </w:tc>
         <w:tc>
           <w:tcPr>
-            <w:tcW w:w="2253" w:type="dxa"/>
+            <w:tcW w:w="1247" w:type="dxa"/>
             <w:vAlign w:val="center"/>
           </w:tcPr>
           <w:p>
@@ -2807,7 +2785,6 @@
       <w:tr>
         <w:trPr>
           <w:trHeight w:hRule="exact" w:val="418"/>
-          <w:jc w:val="center"/>
         </w:trPr>
         <w:tc>
           <w:tcPr>
@@ -2935,7 +2912,7 @@
         </w:tc>
         <w:tc>
           <w:tcPr>
-            <w:tcW w:w="2253" w:type="dxa"/>
+            <w:tcW w:w="1247" w:type="dxa"/>
             <w:vAlign w:val="center"/>
           </w:tcPr>
           <w:p>
@@ -2953,7 +2930,6 @@
       <w:tr>
         <w:trPr>
           <w:trHeight w:hRule="exact" w:val="418"/>
-          <w:jc w:val="center"/>
         </w:trPr>
         <w:tc>
           <w:tcPr>
@@ -3081,7 +3057,7 @@
         </w:tc>
         <w:tc>
           <w:tcPr>
-            <w:tcW w:w="2253" w:type="dxa"/>
+            <w:tcW w:w="1247" w:type="dxa"/>
             <w:vAlign w:val="center"/>
           </w:tcPr>
           <w:p>
@@ -3099,7 +3075,6 @@
       <w:tr>
         <w:trPr>
           <w:trHeight w:hRule="exact" w:val="418"/>
-          <w:jc w:val="center"/>
         </w:trPr>
         <w:tc>
           <w:tcPr>
@@ -3227,7 +3202,7 @@
         </w:tc>
         <w:tc>
           <w:tcPr>
-            <w:tcW w:w="2253" w:type="dxa"/>
+            <w:tcW w:w="1247" w:type="dxa"/>
             <w:vAlign w:val="center"/>
           </w:tcPr>
           <w:p>
@@ -3245,11 +3220,10 @@
       <w:tr>
         <w:trPr>
           <w:trHeight w:hRule="exact" w:val="381"/>
-          <w:jc w:val="center"/>
         </w:trPr>
         <w:tc>
           <w:tcPr>
-            <w:tcW w:w="10716" w:type="dxa"/>
+            <w:tcW w:w="9710" w:type="dxa"/>
             <w:gridSpan w:val="16"/>
             <w:vAlign w:val="center"/>
           </w:tcPr>
@@ -3275,7 +3249,6 @@
       <w:tr>
         <w:trPr>
           <w:trHeight w:hRule="exact" w:val="1396"/>
-          <w:jc w:val="center"/>
         </w:trPr>
         <w:tc>
           <w:tcPr>
@@ -3522,7 +3495,7 @@
         </w:tc>
         <w:tc>
           <w:tcPr>
-            <w:tcW w:w="3685" w:type="dxa"/>
+            <w:tcW w:w="2679" w:type="dxa"/>
             <w:gridSpan w:val="3"/>
           </w:tcPr>
           <w:p>
@@ -3603,6 +3576,13 @@
         </w:tc>
       </w:tr>
     </w:tbl>
+    <w:p>
+      <w:pPr>
+        <w:rPr>
+          <w:rFonts w:hint="eastAsia"/>
+        </w:rPr>
+      </w:pPr>
+    </w:p>
     <w:p/>
     <w:sectPr>
       <w:pgSz w:w="11906" w:h="16838"/>
@@ -3612,6 +3592,44 @@
     </w:sectPr>
   </w:body>
 </w:document>
+</file>
+
+<file path=word/endnotes.xml><?xml version="1.0" encoding="utf-8"?>
+<w:endnotes xmlns:wpc="http://schemas.microsoft.com/office/word/2010/wordprocessingCanvas" xmlns:cx="http://schemas.microsoft.com/office/drawing/2014/chartex" xmlns:cx1="http://schemas.microsoft.com/office/drawing/2015/9/8/chartex" xmlns:cx2="http://schemas.microsoft.com/office/drawing/2015/10/21/chartex" xmlns:cx3="http://schemas.microsoft.com/office/drawing/2016/5/9/chartex" xmlns:cx4="http://schemas.microsoft.com/office/drawing/2016/5/10/chartex" xmlns:cx5="http://schemas.microsoft.com/office/drawing/2016/5/11/chartex" xmlns:cx6="http://schemas.microsoft.com/office/drawing/2016/5/12/chartex" xmlns:cx7="http://schemas.microsoft.com/office/drawing/2016/5/13/chartex" xmlns:cx8="http://schemas.microsoft.com/office/drawing/2016/5/14/chartex" xmlns:mc="http://schemas.openxmlformats.org/markup-compatibility/2006" xmlns:aink="http://schemas.microsoft.com/office/drawing/2016/ink" xmlns:am3d="http://schemas.microsoft.com/office/drawing/2017/model3d" xmlns:o="urn:schemas-microsoft-com:office:office" xmlns:oel="http://schemas.microsoft.com/office/2019/extlst" xmlns:r="http://schemas.openxmlformats.org/officeDocument/2006/relationships" xmlns:m="http://schemas.openxmlformats.org/officeDocument/2006/math" xmlns:v="urn:schemas-microsoft-com:vml" xmlns:wp14="http://schemas.microsoft.com/office/word/2010/wordprocessingDrawing" xmlns:wp="http://schemas.openxmlformats.org/drawingml/2006/wordprocessingDrawing" xmlns:w10="urn:schemas-microsoft-com:office:word" xmlns:w="http://schemas.openxmlformats.org/wordprocessingml/2006/main" xmlns:w14="http://schemas.microsoft.com/office/word/2010/wordml" xmlns:w15="http://schemas.microsoft.com/office/word/2012/wordml" xmlns:w16cex="http://schemas.microsoft.com/office/word/2018/wordml/cex" xmlns:w16cid="http://schemas.microsoft.com/office/word/2016/wordml/cid" xmlns:w16="http://schemas.microsoft.com/office/word/2018/wordml" xmlns:w16sdtdh="http://schemas.microsoft.com/office/word/2020/wordml/sdtdatahash" xmlns:w16se="http://schemas.microsoft.com/office/word/2015/wordml/symex" xmlns:wpg="http://schemas.microsoft.com/office/word/2010/wordprocessingGroup" xmlns:wpi="http://schemas.microsoft.com/office/word/2010/wordprocessingInk" xmlns:wne="http://schemas.microsoft.com/office/word/2006/wordml" xmlns:wps="http://schemas.microsoft.com/office/word/2010/wordprocessingShape" mc:Ignorable="w14 w15 w16se w16cid w16 w16cex w16sdtdh wp14">
+  <w:endnote w:type="separator" w:id="-1">
+    <w:p>
+      <w:r>
+        <w:separator/>
+      </w:r>
+    </w:p>
+  </w:endnote>
+  <w:endnote w:type="continuationSeparator" w:id="0">
+    <w:p>
+      <w:r>
+        <w:continuationSeparator/>
+      </w:r>
+    </w:p>
+  </w:endnote>
+</w:endnotes>
+</file>
+
+<file path=word/footnotes.xml><?xml version="1.0" encoding="utf-8"?>
+<w:footnotes xmlns:wpc="http://schemas.microsoft.com/office/word/2010/wordprocessingCanvas" xmlns:cx="http://schemas.microsoft.com/office/drawing/2014/chartex" xmlns:cx1="http://schemas.microsoft.com/office/drawing/2015/9/8/chartex" xmlns:cx2="http://schemas.microsoft.com/office/drawing/2015/10/21/chartex" xmlns:cx3="http://schemas.microsoft.com/office/drawing/2016/5/9/chartex" xmlns:cx4="http://schemas.microsoft.com/office/drawing/2016/5/10/chartex" xmlns:cx5="http://schemas.microsoft.com/office/drawing/2016/5/11/chartex" xmlns:cx6="http://schemas.microsoft.com/office/drawing/2016/5/12/chartex" xmlns:cx7="http://schemas.microsoft.com/office/drawing/2016/5/13/chartex" xmlns:cx8="http://schemas.microsoft.com/office/drawing/2016/5/14/chartex" xmlns:mc="http://schemas.openxmlformats.org/markup-compatibility/2006" xmlns:aink="http://schemas.microsoft.com/office/drawing/2016/ink" xmlns:am3d="http://schemas.microsoft.com/office/drawing/2017/model3d" xmlns:o="urn:schemas-microsoft-com:office:office" xmlns:oel="http://schemas.microsoft.com/office/2019/extlst" xmlns:r="http://schemas.openxmlformats.org/officeDocument/2006/relationships" xmlns:m="http://schemas.openxmlformats.org/officeDocument/2006/math" xmlns:v="urn:schemas-microsoft-com:vml" xmlns:wp14="http://schemas.microsoft.com/office/word/2010/wordprocessingDrawing" xmlns:wp="http://schemas.openxmlformats.org/drawingml/2006/wordprocessingDrawing" xmlns:w10="urn:schemas-microsoft-com:office:word" xmlns:w="http://schemas.openxmlformats.org/wordprocessingml/2006/main" xmlns:w14="http://schemas.microsoft.com/office/word/2010/wordml" xmlns:w15="http://schemas.microsoft.com/office/word/2012/wordml" xmlns:w16cex="http://schemas.microsoft.com/office/word/2018/wordml/cex" xmlns:w16cid="http://schemas.microsoft.com/office/word/2016/wordml/cid" xmlns:w16="http://schemas.microsoft.com/office/word/2018/wordml" xmlns:w16sdtdh="http://schemas.microsoft.com/office/word/2020/wordml/sdtdatahash" xmlns:w16se="http://schemas.microsoft.com/office/word/2015/wordml/symex" xmlns:wpg="http://schemas.microsoft.com/office/word/2010/wordprocessingGroup" xmlns:wpi="http://schemas.microsoft.com/office/word/2010/wordprocessingInk" xmlns:wne="http://schemas.microsoft.com/office/word/2006/wordml" xmlns:wps="http://schemas.microsoft.com/office/word/2010/wordprocessingShape" mc:Ignorable="w14 w15 w16se w16cid w16 w16cex w16sdtdh wp14">
+  <w:footnote w:type="separator" w:id="-1">
+    <w:p>
+      <w:r>
+        <w:separator/>
+      </w:r>
+    </w:p>
+  </w:footnote>
+  <w:footnote w:type="continuationSeparator" w:id="0">
+    <w:p>
+      <w:r>
+        <w:continuationSeparator/>
+      </w:r>
+    </w:p>
+  </w:footnote>
+</w:footnotes>
 </file>
 
 <file path=word/styles.xml><?xml version="1.0" encoding="utf-8"?>
@@ -3990,6 +4008,66 @@
       <w:szCs w:val="20"/>
     </w:rPr>
   </w:style>
+  <w:style w:type="paragraph" w:styleId="a4">
+    <w:name w:val="header"/>
+    <w:basedOn w:val="a"/>
+    <w:link w:val="a5"/>
+    <w:rsid w:val="00644D9B"/>
+    <w:pPr>
+      <w:tabs>
+        <w:tab w:val="center" w:pos="4153"/>
+        <w:tab w:val="right" w:pos="8306"/>
+      </w:tabs>
+      <w:snapToGrid w:val="0"/>
+      <w:jc w:val="center"/>
+    </w:pPr>
+    <w:rPr>
+      <w:sz w:val="18"/>
+      <w:szCs w:val="18"/>
+    </w:rPr>
+  </w:style>
+  <w:style w:type="character" w:customStyle="1" w:styleId="a5">
+    <w:name w:val="页眉 字符"/>
+    <w:basedOn w:val="a1"/>
+    <w:link w:val="a4"/>
+    <w:rsid w:val="00644D9B"/>
+    <w:rPr>
+      <w:rFonts w:ascii="Times New Roman" w:eastAsia="宋体" w:hAnsi="Times New Roman" w:cs="Times New Roman"/>
+      <w:kern w:val="2"/>
+      <w:sz w:val="18"/>
+      <w:szCs w:val="18"/>
+    </w:rPr>
+  </w:style>
+  <w:style w:type="paragraph" w:styleId="a6">
+    <w:name w:val="footer"/>
+    <w:basedOn w:val="a"/>
+    <w:link w:val="a7"/>
+    <w:rsid w:val="00644D9B"/>
+    <w:pPr>
+      <w:tabs>
+        <w:tab w:val="center" w:pos="4153"/>
+        <w:tab w:val="right" w:pos="8306"/>
+      </w:tabs>
+      <w:snapToGrid w:val="0"/>
+      <w:jc w:val="left"/>
+    </w:pPr>
+    <w:rPr>
+      <w:sz w:val="18"/>
+      <w:szCs w:val="18"/>
+    </w:rPr>
+  </w:style>
+  <w:style w:type="character" w:customStyle="1" w:styleId="a7">
+    <w:name w:val="页脚 字符"/>
+    <w:basedOn w:val="a1"/>
+    <w:link w:val="a6"/>
+    <w:rsid w:val="00644D9B"/>
+    <w:rPr>
+      <w:rFonts w:ascii="Times New Roman" w:eastAsia="宋体" w:hAnsi="Times New Roman" w:cs="Times New Roman"/>
+      <w:kern w:val="2"/>
+      <w:sz w:val="18"/>
+      <w:szCs w:val="18"/>
+    </w:rPr>
+  </w:style>
 </w:styles>
 </file>
 

--- a/template/ray/TEMPLATE.docx
+++ b/template/ray/TEMPLATE.docx
@@ -317,13 +317,13 @@
               <w:spacing w:before="60"/>
               <w:jc w:val="center"/>
               <w:rPr>
-                <w:rFonts w:ascii="宋体"/>
-                <w:szCs w:val="21"/>
-              </w:rPr>
-            </w:pPr>
-            <w:r>
-              <w:rPr>
-                <w:rFonts w:ascii="宋体" w:hint="eastAsia"/>
+                <w:rFonts w:ascii="楷体" w:eastAsia="楷体" w:hAnsi="楷体"/>
+                <w:szCs w:val="21"/>
+              </w:rPr>
+            </w:pPr>
+            <w:r>
+              <w:rPr>
+                <w:rFonts w:ascii="楷体" w:eastAsia="楷体" w:hAnsi="楷体" w:hint="eastAsia"/>
                 <w:szCs w:val="21"/>
               </w:rPr>
               <w:t>南京英派克检测有限责任公司</w:t>
@@ -547,6 +547,7 @@
           <w:p>
             <w:pPr>
               <w:spacing w:before="60"/>
+              <w:jc w:val="center"/>
               <w:rPr>
                 <w:rFonts w:ascii="宋体"/>
                 <w:szCs w:val="21"/>
@@ -677,6 +678,7 @@
           <w:p>
             <w:pPr>
               <w:spacing w:before="60"/>
+              <w:jc w:val="center"/>
               <w:rPr>
                 <w:rFonts w:ascii="宋体"/>
                 <w:szCs w:val="21"/>
@@ -771,13 +773,6 @@
                 <w:szCs w:val="21"/>
               </w:rPr>
             </w:pPr>
-            <w:r>
-              <w:rPr>
-                <w:rFonts w:ascii="宋体" w:hint="eastAsia"/>
-                <w:szCs w:val="21"/>
-              </w:rPr>
-              <w:t>合格</w:t>
-            </w:r>
           </w:p>
         </w:tc>
         <w:tc>
@@ -3299,35 +3294,7 @@
                 <w:rFonts w:hint="eastAsia"/>
                 <w:szCs w:val="21"/>
               </w:rPr>
-              <w:t>年</w:t>
-            </w:r>
-            <w:r>
-              <w:rPr>
-                <w:rFonts w:hint="eastAsia"/>
-                <w:szCs w:val="21"/>
-              </w:rPr>
-              <w:t xml:space="preserve">   </w:t>
-            </w:r>
-            <w:r>
-              <w:rPr>
-                <w:rFonts w:hint="eastAsia"/>
-                <w:szCs w:val="21"/>
-              </w:rPr>
-              <w:t>月</w:t>
-            </w:r>
-            <w:r>
-              <w:rPr>
-                <w:rFonts w:hint="eastAsia"/>
-                <w:szCs w:val="21"/>
-              </w:rPr>
-              <w:t xml:space="preserve">   </w:t>
-            </w:r>
-            <w:r>
-              <w:rPr>
-                <w:rFonts w:hint="eastAsia"/>
-                <w:szCs w:val="21"/>
-              </w:rPr>
-              <w:t>日</w:t>
+              <w:t xml:space="preserve"> </w:t>
             </w:r>
           </w:p>
         </w:tc>
@@ -3576,13 +3543,7 @@
         </w:tc>
       </w:tr>
     </w:tbl>
-    <w:p>
-      <w:pPr>
-        <w:rPr>
-          <w:rFonts w:hint="eastAsia"/>
-        </w:rPr>
-      </w:pPr>
-    </w:p>
+    <w:p/>
     <w:p/>
     <w:sectPr>
       <w:pgSz w:w="11906" w:h="16838"/>

--- a/template/ray/TEMPLATE.docx
+++ b/template/ray/TEMPLATE.docx
@@ -5,7 +5,7 @@
     <w:tbl>
       <w:tblPr>
         <w:tblpPr w:leftFromText="180" w:rightFromText="180" w:vertAnchor="text" w:horzAnchor="margin" w:tblpXSpec="center" w:tblpY="391"/>
-        <w:tblW w:w="9710" w:type="dxa"/>
+        <w:tblW w:w="9336" w:type="dxa"/>
         <w:tblBorders>
           <w:top w:val="single" w:sz="8" w:space="0" w:color="auto"/>
           <w:left w:val="single" w:sz="8" w:space="0" w:color="auto"/>
@@ -22,30 +22,31 @@
         <w:tblLook w:val="04A0" w:firstRow="1" w:lastRow="0" w:firstColumn="1" w:lastColumn="0" w:noHBand="0" w:noVBand="1"/>
       </w:tblPr>
       <w:tblGrid>
-        <w:gridCol w:w="560"/>
-        <w:gridCol w:w="729"/>
-        <w:gridCol w:w="1053"/>
-        <w:gridCol w:w="136"/>
-        <w:gridCol w:w="822"/>
-        <w:gridCol w:w="1037"/>
-        <w:gridCol w:w="349"/>
-        <w:gridCol w:w="256"/>
-        <w:gridCol w:w="658"/>
-        <w:gridCol w:w="180"/>
-        <w:gridCol w:w="684"/>
+        <w:gridCol w:w="567"/>
+        <w:gridCol w:w="692"/>
+        <w:gridCol w:w="1131"/>
+        <w:gridCol w:w="58"/>
+        <w:gridCol w:w="934"/>
+        <w:gridCol w:w="881"/>
+        <w:gridCol w:w="537"/>
+        <w:gridCol w:w="112"/>
+        <w:gridCol w:w="485"/>
+        <w:gridCol w:w="353"/>
+        <w:gridCol w:w="356"/>
+        <w:gridCol w:w="328"/>
         <w:gridCol w:w="45"/>
-        <w:gridCol w:w="522"/>
-        <w:gridCol w:w="462"/>
+        <w:gridCol w:w="731"/>
+        <w:gridCol w:w="253"/>
         <w:gridCol w:w="970"/>
-        <w:gridCol w:w="1247"/>
+        <w:gridCol w:w="903"/>
       </w:tblGrid>
       <w:tr>
         <w:trPr>
-          <w:trHeight w:hRule="exact" w:val="1375"/>
+          <w:trHeight w:hRule="exact" w:val="1580"/>
         </w:trPr>
         <w:tc>
           <w:tcPr>
-            <w:tcW w:w="2478" w:type="dxa"/>
+            <w:tcW w:w="2448" w:type="dxa"/>
             <w:gridSpan w:val="4"/>
             <w:tcBorders>
               <w:top w:val="single" w:sz="8" w:space="0" w:color="auto"/>
@@ -86,7 +87,7 @@
         </w:tc>
         <w:tc>
           <w:tcPr>
-            <w:tcW w:w="3986" w:type="dxa"/>
+            <w:tcW w:w="3658" w:type="dxa"/>
             <w:gridSpan w:val="7"/>
             <w:tcBorders>
               <w:top w:val="single" w:sz="8" w:space="0" w:color="auto"/>
@@ -119,8 +120,8 @@
         </w:tc>
         <w:tc>
           <w:tcPr>
-            <w:tcW w:w="3246" w:type="dxa"/>
-            <w:gridSpan w:val="5"/>
+            <w:tcW w:w="3230" w:type="dxa"/>
+            <w:gridSpan w:val="6"/>
             <w:tcBorders>
               <w:top w:val="single" w:sz="8" w:space="0" w:color="auto"/>
               <w:bottom w:val="single" w:sz="8" w:space="0" w:color="auto"/>
@@ -145,10 +146,8 @@
           </w:p>
           <w:p>
             <w:pPr>
-              <w:spacing w:line="240" w:lineRule="exact"/>
-              <w:rPr>
-                <w:rFonts w:ascii="宋体"/>
-                <w:szCs w:val="21"/>
+              <w:rPr>
+                <w:rFonts w:hint="eastAsia"/>
               </w:rPr>
             </w:pPr>
           </w:p>
@@ -176,7 +175,7 @@
         </w:trPr>
         <w:tc>
           <w:tcPr>
-            <w:tcW w:w="1289" w:type="dxa"/>
+            <w:tcW w:w="1259" w:type="dxa"/>
             <w:gridSpan w:val="2"/>
             <w:tcBorders>
               <w:top w:val="single" w:sz="8" w:space="0" w:color="auto"/>
@@ -203,7 +202,7 @@
         </w:tc>
         <w:tc>
           <w:tcPr>
-            <w:tcW w:w="3048" w:type="dxa"/>
+            <w:tcW w:w="3004" w:type="dxa"/>
             <w:gridSpan w:val="4"/>
             <w:tcBorders>
               <w:top w:val="single" w:sz="8" w:space="0" w:color="auto"/>
@@ -224,7 +223,7 @@
         </w:tc>
         <w:tc>
           <w:tcPr>
-            <w:tcW w:w="1263" w:type="dxa"/>
+            <w:tcW w:w="1134" w:type="dxa"/>
             <w:gridSpan w:val="3"/>
             <w:tcBorders>
               <w:top w:val="single" w:sz="8" w:space="0" w:color="auto"/>
@@ -251,8 +250,8 @@
         </w:tc>
         <w:tc>
           <w:tcPr>
-            <w:tcW w:w="4110" w:type="dxa"/>
-            <w:gridSpan w:val="7"/>
+            <w:tcW w:w="3939" w:type="dxa"/>
+            <w:gridSpan w:val="8"/>
             <w:tcBorders>
               <w:top w:val="single" w:sz="8" w:space="0" w:color="auto"/>
             </w:tcBorders>
@@ -277,7 +276,7 @@
         </w:trPr>
         <w:tc>
           <w:tcPr>
-            <w:tcW w:w="1289" w:type="dxa"/>
+            <w:tcW w:w="1259" w:type="dxa"/>
             <w:gridSpan w:val="2"/>
             <w:tcBorders>
               <w:top w:val="single" w:sz="8" w:space="0" w:color="auto"/>
@@ -304,7 +303,7 @@
         </w:tc>
         <w:tc>
           <w:tcPr>
-            <w:tcW w:w="3048" w:type="dxa"/>
+            <w:tcW w:w="3004" w:type="dxa"/>
             <w:gridSpan w:val="4"/>
             <w:tcBorders>
               <w:top w:val="single" w:sz="8" w:space="0" w:color="auto"/>
@@ -332,7 +331,7 @@
         </w:tc>
         <w:tc>
           <w:tcPr>
-            <w:tcW w:w="1263" w:type="dxa"/>
+            <w:tcW w:w="1134" w:type="dxa"/>
             <w:gridSpan w:val="3"/>
             <w:tcBorders>
               <w:top w:val="single" w:sz="8" w:space="0" w:color="auto"/>
@@ -359,7 +358,56 @@
         </w:tc>
         <w:tc>
           <w:tcPr>
-            <w:tcW w:w="864" w:type="dxa"/>
+            <w:tcW w:w="1037" w:type="dxa"/>
+            <w:gridSpan w:val="3"/>
+            <w:tcBorders>
+              <w:top w:val="single" w:sz="8" w:space="0" w:color="auto"/>
+            </w:tcBorders>
+            <w:noWrap/>
+            <w:vAlign w:val="center"/>
+          </w:tcPr>
+          <w:p>
+            <w:pPr>
+              <w:spacing w:before="60"/>
+              <w:jc w:val="center"/>
+              <w:rPr>
+                <w:rFonts w:ascii="宋体"/>
+                <w:szCs w:val="21"/>
+              </w:rPr>
+            </w:pPr>
+          </w:p>
+        </w:tc>
+        <w:tc>
+          <w:tcPr>
+            <w:tcW w:w="1029" w:type="dxa"/>
+            <w:gridSpan w:val="3"/>
+            <w:tcBorders>
+              <w:top w:val="single" w:sz="8" w:space="0" w:color="auto"/>
+            </w:tcBorders>
+            <w:noWrap/>
+            <w:vAlign w:val="center"/>
+          </w:tcPr>
+          <w:p>
+            <w:pPr>
+              <w:spacing w:before="60"/>
+              <w:jc w:val="center"/>
+              <w:rPr>
+                <w:rFonts w:ascii="宋体"/>
+                <w:szCs w:val="21"/>
+              </w:rPr>
+            </w:pPr>
+            <w:r>
+              <w:rPr>
+                <w:rFonts w:ascii="宋体" w:hint="eastAsia"/>
+                <w:szCs w:val="21"/>
+              </w:rPr>
+              <w:t>验收规范</w:t>
+            </w:r>
+          </w:p>
+        </w:tc>
+        <w:tc>
+          <w:tcPr>
+            <w:tcW w:w="1873" w:type="dxa"/>
             <w:gridSpan w:val="2"/>
             <w:tcBorders>
               <w:top w:val="single" w:sz="8" w:space="0" w:color="auto"/>
@@ -378,55 +426,6 @@
             </w:pPr>
           </w:p>
         </w:tc>
-        <w:tc>
-          <w:tcPr>
-            <w:tcW w:w="1029" w:type="dxa"/>
-            <w:gridSpan w:val="3"/>
-            <w:tcBorders>
-              <w:top w:val="single" w:sz="8" w:space="0" w:color="auto"/>
-            </w:tcBorders>
-            <w:noWrap/>
-            <w:vAlign w:val="center"/>
-          </w:tcPr>
-          <w:p>
-            <w:pPr>
-              <w:spacing w:before="60"/>
-              <w:jc w:val="center"/>
-              <w:rPr>
-                <w:rFonts w:ascii="宋体"/>
-                <w:szCs w:val="21"/>
-              </w:rPr>
-            </w:pPr>
-            <w:r>
-              <w:rPr>
-                <w:rFonts w:ascii="宋体" w:hint="eastAsia"/>
-                <w:szCs w:val="21"/>
-              </w:rPr>
-              <w:t>验收规范</w:t>
-            </w:r>
-          </w:p>
-        </w:tc>
-        <w:tc>
-          <w:tcPr>
-            <w:tcW w:w="2217" w:type="dxa"/>
-            <w:gridSpan w:val="2"/>
-            <w:tcBorders>
-              <w:top w:val="single" w:sz="8" w:space="0" w:color="auto"/>
-            </w:tcBorders>
-            <w:noWrap/>
-            <w:vAlign w:val="center"/>
-          </w:tcPr>
-          <w:p>
-            <w:pPr>
-              <w:spacing w:before="60"/>
-              <w:jc w:val="center"/>
-              <w:rPr>
-                <w:rFonts w:ascii="宋体"/>
-                <w:szCs w:val="21"/>
-              </w:rPr>
-            </w:pPr>
-          </w:p>
-        </w:tc>
       </w:tr>
       <w:tr>
         <w:trPr>
@@ -434,7 +433,7 @@
         </w:trPr>
         <w:tc>
           <w:tcPr>
-            <w:tcW w:w="1289" w:type="dxa"/>
+            <w:tcW w:w="1259" w:type="dxa"/>
             <w:gridSpan w:val="2"/>
             <w:vAlign w:val="center"/>
           </w:tcPr>
@@ -458,7 +457,7 @@
         </w:tc>
         <w:tc>
           <w:tcPr>
-            <w:tcW w:w="3048" w:type="dxa"/>
+            <w:tcW w:w="3004" w:type="dxa"/>
             <w:gridSpan w:val="4"/>
             <w:vAlign w:val="center"/>
           </w:tcPr>
@@ -475,7 +474,7 @@
         </w:tc>
         <w:tc>
           <w:tcPr>
-            <w:tcW w:w="1263" w:type="dxa"/>
+            <w:tcW w:w="1134" w:type="dxa"/>
             <w:gridSpan w:val="3"/>
             <w:vAlign w:val="center"/>
           </w:tcPr>
@@ -499,8 +498,8 @@
         </w:tc>
         <w:tc>
           <w:tcPr>
-            <w:tcW w:w="864" w:type="dxa"/>
-            <w:gridSpan w:val="2"/>
+            <w:tcW w:w="1037" w:type="dxa"/>
+            <w:gridSpan w:val="3"/>
             <w:vAlign w:val="center"/>
           </w:tcPr>
           <w:p>
@@ -540,7 +539,7 @@
         </w:tc>
         <w:tc>
           <w:tcPr>
-            <w:tcW w:w="2217" w:type="dxa"/>
+            <w:tcW w:w="1873" w:type="dxa"/>
             <w:gridSpan w:val="2"/>
             <w:vAlign w:val="center"/>
           </w:tcPr>
@@ -562,7 +561,7 @@
         </w:trPr>
         <w:tc>
           <w:tcPr>
-            <w:tcW w:w="1289" w:type="dxa"/>
+            <w:tcW w:w="1259" w:type="dxa"/>
             <w:gridSpan w:val="2"/>
             <w:vAlign w:val="center"/>
           </w:tcPr>
@@ -586,7 +585,7 @@
         </w:tc>
         <w:tc>
           <w:tcPr>
-            <w:tcW w:w="3048" w:type="dxa"/>
+            <w:tcW w:w="3004" w:type="dxa"/>
             <w:gridSpan w:val="4"/>
             <w:vAlign w:val="center"/>
           </w:tcPr>
@@ -603,7 +602,7 @@
         </w:tc>
         <w:tc>
           <w:tcPr>
-            <w:tcW w:w="1263" w:type="dxa"/>
+            <w:tcW w:w="1134" w:type="dxa"/>
             <w:gridSpan w:val="3"/>
             <w:noWrap/>
             <w:vAlign w:val="center"/>
@@ -628,8 +627,8 @@
         </w:tc>
         <w:tc>
           <w:tcPr>
-            <w:tcW w:w="864" w:type="dxa"/>
-            <w:gridSpan w:val="2"/>
+            <w:tcW w:w="1037" w:type="dxa"/>
+            <w:gridSpan w:val="3"/>
             <w:noWrap/>
             <w:vAlign w:val="center"/>
           </w:tcPr>
@@ -671,7 +670,7 @@
         </w:tc>
         <w:tc>
           <w:tcPr>
-            <w:tcW w:w="2217" w:type="dxa"/>
+            <w:tcW w:w="1873" w:type="dxa"/>
             <w:gridSpan w:val="2"/>
             <w:vAlign w:val="center"/>
           </w:tcPr>
@@ -693,7 +692,7 @@
         </w:trPr>
         <w:tc>
           <w:tcPr>
-            <w:tcW w:w="1289" w:type="dxa"/>
+            <w:tcW w:w="1259" w:type="dxa"/>
             <w:gridSpan w:val="2"/>
             <w:vAlign w:val="center"/>
           </w:tcPr>
@@ -717,7 +716,7 @@
         </w:tc>
         <w:tc>
           <w:tcPr>
-            <w:tcW w:w="3048" w:type="dxa"/>
+            <w:tcW w:w="3004" w:type="dxa"/>
             <w:gridSpan w:val="4"/>
             <w:vAlign w:val="center"/>
           </w:tcPr>
@@ -734,7 +733,7 @@
         </w:tc>
         <w:tc>
           <w:tcPr>
-            <w:tcW w:w="1263" w:type="dxa"/>
+            <w:tcW w:w="1134" w:type="dxa"/>
             <w:gridSpan w:val="3"/>
             <w:noWrap/>
             <w:vAlign w:val="center"/>
@@ -759,8 +758,8 @@
         </w:tc>
         <w:tc>
           <w:tcPr>
-            <w:tcW w:w="864" w:type="dxa"/>
-            <w:gridSpan w:val="2"/>
+            <w:tcW w:w="1037" w:type="dxa"/>
+            <w:gridSpan w:val="3"/>
             <w:noWrap/>
             <w:vAlign w:val="center"/>
           </w:tcPr>
@@ -802,7 +801,7 @@
         </w:tc>
         <w:tc>
           <w:tcPr>
-            <w:tcW w:w="2217" w:type="dxa"/>
+            <w:tcW w:w="1873" w:type="dxa"/>
             <w:gridSpan w:val="2"/>
             <w:vAlign w:val="center"/>
           </w:tcPr>
@@ -824,7 +823,7 @@
         </w:trPr>
         <w:tc>
           <w:tcPr>
-            <w:tcW w:w="560" w:type="dxa"/>
+            <w:tcW w:w="567" w:type="dxa"/>
             <w:vAlign w:val="center"/>
           </w:tcPr>
           <w:p>
@@ -847,7 +846,7 @@
         </w:tc>
         <w:tc>
           <w:tcPr>
-            <w:tcW w:w="2740" w:type="dxa"/>
+            <w:tcW w:w="2815" w:type="dxa"/>
             <w:gridSpan w:val="4"/>
             <w:vAlign w:val="center"/>
           </w:tcPr>
@@ -871,7 +870,7 @@
         </w:tc>
         <w:tc>
           <w:tcPr>
-            <w:tcW w:w="1642" w:type="dxa"/>
+            <w:tcW w:w="1530" w:type="dxa"/>
             <w:gridSpan w:val="3"/>
             <w:vAlign w:val="center"/>
           </w:tcPr>
@@ -929,7 +928,7 @@
         <w:tc>
           <w:tcPr>
             <w:tcW w:w="729" w:type="dxa"/>
-            <w:gridSpan w:val="2"/>
+            <w:gridSpan w:val="3"/>
             <w:vAlign w:val="center"/>
           </w:tcPr>
           <w:p>
@@ -999,7 +998,7 @@
         </w:tc>
         <w:tc>
           <w:tcPr>
-            <w:tcW w:w="1247" w:type="dxa"/>
+            <w:tcW w:w="903" w:type="dxa"/>
             <w:vAlign w:val="center"/>
           </w:tcPr>
           <w:p>
@@ -1027,7 +1026,7 @@
         </w:trPr>
         <w:tc>
           <w:tcPr>
-            <w:tcW w:w="560" w:type="dxa"/>
+            <w:tcW w:w="567" w:type="dxa"/>
             <w:vAlign w:val="center"/>
           </w:tcPr>
           <w:p>
@@ -1055,7 +1054,7 @@
         </w:tc>
         <w:tc>
           <w:tcPr>
-            <w:tcW w:w="2740" w:type="dxa"/>
+            <w:tcW w:w="2815" w:type="dxa"/>
             <w:gridSpan w:val="4"/>
             <w:vAlign w:val="center"/>
           </w:tcPr>
@@ -1072,7 +1071,7 @@
         </w:tc>
         <w:tc>
           <w:tcPr>
-            <w:tcW w:w="1642" w:type="dxa"/>
+            <w:tcW w:w="1530" w:type="dxa"/>
             <w:gridSpan w:val="3"/>
             <w:vAlign w:val="center"/>
           </w:tcPr>
@@ -1107,7 +1106,7 @@
         <w:tc>
           <w:tcPr>
             <w:tcW w:w="729" w:type="dxa"/>
-            <w:gridSpan w:val="2"/>
+            <w:gridSpan w:val="3"/>
             <w:vAlign w:val="center"/>
           </w:tcPr>
           <w:p>
@@ -1156,7 +1155,7 @@
         </w:tc>
         <w:tc>
           <w:tcPr>
-            <w:tcW w:w="1247" w:type="dxa"/>
+            <w:tcW w:w="903" w:type="dxa"/>
             <w:vAlign w:val="center"/>
           </w:tcPr>
           <w:p>
@@ -1177,7 +1176,7 @@
         </w:trPr>
         <w:tc>
           <w:tcPr>
-            <w:tcW w:w="560" w:type="dxa"/>
+            <w:tcW w:w="567" w:type="dxa"/>
             <w:vAlign w:val="center"/>
           </w:tcPr>
           <w:p>
@@ -1200,7 +1199,7 @@
         </w:tc>
         <w:tc>
           <w:tcPr>
-            <w:tcW w:w="2740" w:type="dxa"/>
+            <w:tcW w:w="2815" w:type="dxa"/>
             <w:gridSpan w:val="4"/>
             <w:vAlign w:val="center"/>
           </w:tcPr>
@@ -1217,7 +1216,7 @@
         </w:tc>
         <w:tc>
           <w:tcPr>
-            <w:tcW w:w="1642" w:type="dxa"/>
+            <w:tcW w:w="1530" w:type="dxa"/>
             <w:gridSpan w:val="3"/>
             <w:vAlign w:val="center"/>
           </w:tcPr>
@@ -1252,7 +1251,7 @@
         <w:tc>
           <w:tcPr>
             <w:tcW w:w="729" w:type="dxa"/>
-            <w:gridSpan w:val="2"/>
+            <w:gridSpan w:val="3"/>
             <w:vAlign w:val="center"/>
           </w:tcPr>
           <w:p>
@@ -1301,7 +1300,7 @@
         </w:tc>
         <w:tc>
           <w:tcPr>
-            <w:tcW w:w="1247" w:type="dxa"/>
+            <w:tcW w:w="903" w:type="dxa"/>
             <w:vAlign w:val="center"/>
           </w:tcPr>
           <w:p>
@@ -1322,7 +1321,7 @@
         </w:trPr>
         <w:tc>
           <w:tcPr>
-            <w:tcW w:w="560" w:type="dxa"/>
+            <w:tcW w:w="567" w:type="dxa"/>
             <w:vAlign w:val="center"/>
           </w:tcPr>
           <w:p>
@@ -1345,7 +1344,7 @@
         </w:tc>
         <w:tc>
           <w:tcPr>
-            <w:tcW w:w="2740" w:type="dxa"/>
+            <w:tcW w:w="2815" w:type="dxa"/>
             <w:gridSpan w:val="4"/>
             <w:vAlign w:val="center"/>
           </w:tcPr>
@@ -1362,7 +1361,7 @@
         </w:tc>
         <w:tc>
           <w:tcPr>
-            <w:tcW w:w="1642" w:type="dxa"/>
+            <w:tcW w:w="1530" w:type="dxa"/>
             <w:gridSpan w:val="3"/>
             <w:vAlign w:val="center"/>
           </w:tcPr>
@@ -1407,7 +1406,7 @@
         <w:tc>
           <w:tcPr>
             <w:tcW w:w="729" w:type="dxa"/>
-            <w:gridSpan w:val="2"/>
+            <w:gridSpan w:val="3"/>
             <w:vAlign w:val="center"/>
           </w:tcPr>
           <w:p>
@@ -1456,7 +1455,7 @@
         </w:tc>
         <w:tc>
           <w:tcPr>
-            <w:tcW w:w="1247" w:type="dxa"/>
+            <w:tcW w:w="903" w:type="dxa"/>
             <w:vAlign w:val="center"/>
           </w:tcPr>
           <w:p>
@@ -1477,7 +1476,7 @@
         </w:trPr>
         <w:tc>
           <w:tcPr>
-            <w:tcW w:w="560" w:type="dxa"/>
+            <w:tcW w:w="567" w:type="dxa"/>
             <w:vAlign w:val="center"/>
           </w:tcPr>
           <w:p>
@@ -1500,7 +1499,7 @@
         </w:tc>
         <w:tc>
           <w:tcPr>
-            <w:tcW w:w="2740" w:type="dxa"/>
+            <w:tcW w:w="2815" w:type="dxa"/>
             <w:gridSpan w:val="4"/>
             <w:vAlign w:val="center"/>
           </w:tcPr>
@@ -1517,7 +1516,7 @@
         </w:tc>
         <w:tc>
           <w:tcPr>
-            <w:tcW w:w="1642" w:type="dxa"/>
+            <w:tcW w:w="1530" w:type="dxa"/>
             <w:gridSpan w:val="3"/>
             <w:vAlign w:val="center"/>
           </w:tcPr>
@@ -1553,7 +1552,7 @@
         <w:tc>
           <w:tcPr>
             <w:tcW w:w="729" w:type="dxa"/>
-            <w:gridSpan w:val="2"/>
+            <w:gridSpan w:val="3"/>
             <w:vAlign w:val="center"/>
           </w:tcPr>
           <w:p>
@@ -1602,7 +1601,7 @@
         </w:tc>
         <w:tc>
           <w:tcPr>
-            <w:tcW w:w="1247" w:type="dxa"/>
+            <w:tcW w:w="903" w:type="dxa"/>
             <w:vAlign w:val="center"/>
           </w:tcPr>
           <w:p>
@@ -1623,7 +1622,7 @@
         </w:trPr>
         <w:tc>
           <w:tcPr>
-            <w:tcW w:w="560" w:type="dxa"/>
+            <w:tcW w:w="567" w:type="dxa"/>
             <w:vAlign w:val="center"/>
           </w:tcPr>
           <w:p>
@@ -1646,7 +1645,7 @@
         </w:tc>
         <w:tc>
           <w:tcPr>
-            <w:tcW w:w="2740" w:type="dxa"/>
+            <w:tcW w:w="2815" w:type="dxa"/>
             <w:gridSpan w:val="4"/>
             <w:vAlign w:val="center"/>
           </w:tcPr>
@@ -1663,7 +1662,7 @@
         </w:tc>
         <w:tc>
           <w:tcPr>
-            <w:tcW w:w="1642" w:type="dxa"/>
+            <w:tcW w:w="1530" w:type="dxa"/>
             <w:gridSpan w:val="3"/>
             <w:vAlign w:val="center"/>
           </w:tcPr>
@@ -1698,7 +1697,7 @@
         <w:tc>
           <w:tcPr>
             <w:tcW w:w="729" w:type="dxa"/>
-            <w:gridSpan w:val="2"/>
+            <w:gridSpan w:val="3"/>
             <w:vAlign w:val="center"/>
           </w:tcPr>
           <w:p>
@@ -1747,7 +1746,7 @@
         </w:tc>
         <w:tc>
           <w:tcPr>
-            <w:tcW w:w="1247" w:type="dxa"/>
+            <w:tcW w:w="903" w:type="dxa"/>
             <w:vAlign w:val="center"/>
           </w:tcPr>
           <w:p>
@@ -1768,7 +1767,7 @@
         </w:trPr>
         <w:tc>
           <w:tcPr>
-            <w:tcW w:w="560" w:type="dxa"/>
+            <w:tcW w:w="567" w:type="dxa"/>
             <w:vAlign w:val="center"/>
           </w:tcPr>
           <w:p>
@@ -1791,7 +1790,7 @@
         </w:tc>
         <w:tc>
           <w:tcPr>
-            <w:tcW w:w="2740" w:type="dxa"/>
+            <w:tcW w:w="2815" w:type="dxa"/>
             <w:gridSpan w:val="4"/>
             <w:vAlign w:val="center"/>
           </w:tcPr>
@@ -1808,7 +1807,7 @@
         </w:tc>
         <w:tc>
           <w:tcPr>
-            <w:tcW w:w="1642" w:type="dxa"/>
+            <w:tcW w:w="1530" w:type="dxa"/>
             <w:gridSpan w:val="3"/>
             <w:vAlign w:val="center"/>
           </w:tcPr>
@@ -1843,7 +1842,7 @@
         <w:tc>
           <w:tcPr>
             <w:tcW w:w="729" w:type="dxa"/>
-            <w:gridSpan w:val="2"/>
+            <w:gridSpan w:val="3"/>
             <w:vAlign w:val="center"/>
           </w:tcPr>
           <w:p>
@@ -1892,7 +1891,7 @@
         </w:tc>
         <w:tc>
           <w:tcPr>
-            <w:tcW w:w="1247" w:type="dxa"/>
+            <w:tcW w:w="903" w:type="dxa"/>
             <w:vAlign w:val="center"/>
           </w:tcPr>
           <w:p>
@@ -1913,7 +1912,7 @@
         </w:trPr>
         <w:tc>
           <w:tcPr>
-            <w:tcW w:w="560" w:type="dxa"/>
+            <w:tcW w:w="567" w:type="dxa"/>
             <w:vAlign w:val="center"/>
           </w:tcPr>
           <w:p>
@@ -1936,7 +1935,7 @@
         </w:tc>
         <w:tc>
           <w:tcPr>
-            <w:tcW w:w="2740" w:type="dxa"/>
+            <w:tcW w:w="2815" w:type="dxa"/>
             <w:gridSpan w:val="4"/>
             <w:vAlign w:val="center"/>
           </w:tcPr>
@@ -1953,7 +1952,7 @@
         </w:tc>
         <w:tc>
           <w:tcPr>
-            <w:tcW w:w="1642" w:type="dxa"/>
+            <w:tcW w:w="1530" w:type="dxa"/>
             <w:gridSpan w:val="3"/>
             <w:vAlign w:val="center"/>
           </w:tcPr>
@@ -1988,7 +1987,7 @@
         <w:tc>
           <w:tcPr>
             <w:tcW w:w="729" w:type="dxa"/>
-            <w:gridSpan w:val="2"/>
+            <w:gridSpan w:val="3"/>
             <w:vAlign w:val="center"/>
           </w:tcPr>
           <w:p>
@@ -2037,7 +2036,7 @@
         </w:tc>
         <w:tc>
           <w:tcPr>
-            <w:tcW w:w="1247" w:type="dxa"/>
+            <w:tcW w:w="903" w:type="dxa"/>
             <w:vAlign w:val="center"/>
           </w:tcPr>
           <w:p>
@@ -2058,7 +2057,7 @@
         </w:trPr>
         <w:tc>
           <w:tcPr>
-            <w:tcW w:w="560" w:type="dxa"/>
+            <w:tcW w:w="567" w:type="dxa"/>
             <w:vAlign w:val="center"/>
           </w:tcPr>
           <w:p>
@@ -2081,7 +2080,7 @@
         </w:tc>
         <w:tc>
           <w:tcPr>
-            <w:tcW w:w="2740" w:type="dxa"/>
+            <w:tcW w:w="2815" w:type="dxa"/>
             <w:gridSpan w:val="4"/>
             <w:vAlign w:val="center"/>
           </w:tcPr>
@@ -2098,7 +2097,7 @@
         </w:tc>
         <w:tc>
           <w:tcPr>
-            <w:tcW w:w="1642" w:type="dxa"/>
+            <w:tcW w:w="1530" w:type="dxa"/>
             <w:gridSpan w:val="3"/>
             <w:vAlign w:val="center"/>
           </w:tcPr>
@@ -2133,7 +2132,7 @@
         <w:tc>
           <w:tcPr>
             <w:tcW w:w="729" w:type="dxa"/>
-            <w:gridSpan w:val="2"/>
+            <w:gridSpan w:val="3"/>
             <w:vAlign w:val="center"/>
           </w:tcPr>
           <w:p>
@@ -2182,7 +2181,7 @@
         </w:tc>
         <w:tc>
           <w:tcPr>
-            <w:tcW w:w="1247" w:type="dxa"/>
+            <w:tcW w:w="903" w:type="dxa"/>
             <w:vAlign w:val="center"/>
           </w:tcPr>
           <w:p>
@@ -2203,7 +2202,7 @@
         </w:trPr>
         <w:tc>
           <w:tcPr>
-            <w:tcW w:w="560" w:type="dxa"/>
+            <w:tcW w:w="567" w:type="dxa"/>
             <w:vAlign w:val="center"/>
           </w:tcPr>
           <w:p>
@@ -2226,7 +2225,7 @@
         </w:tc>
         <w:tc>
           <w:tcPr>
-            <w:tcW w:w="2740" w:type="dxa"/>
+            <w:tcW w:w="2815" w:type="dxa"/>
             <w:gridSpan w:val="4"/>
             <w:vAlign w:val="center"/>
           </w:tcPr>
@@ -2243,7 +2242,7 @@
         </w:tc>
         <w:tc>
           <w:tcPr>
-            <w:tcW w:w="1642" w:type="dxa"/>
+            <w:tcW w:w="1530" w:type="dxa"/>
             <w:gridSpan w:val="3"/>
             <w:vAlign w:val="center"/>
           </w:tcPr>
@@ -2278,7 +2277,7 @@
         <w:tc>
           <w:tcPr>
             <w:tcW w:w="729" w:type="dxa"/>
-            <w:gridSpan w:val="2"/>
+            <w:gridSpan w:val="3"/>
             <w:vAlign w:val="center"/>
           </w:tcPr>
           <w:p>
@@ -2327,7 +2326,7 @@
         </w:tc>
         <w:tc>
           <w:tcPr>
-            <w:tcW w:w="1247" w:type="dxa"/>
+            <w:tcW w:w="903" w:type="dxa"/>
             <w:vAlign w:val="center"/>
           </w:tcPr>
           <w:p>
@@ -2348,7 +2347,7 @@
         </w:trPr>
         <w:tc>
           <w:tcPr>
-            <w:tcW w:w="560" w:type="dxa"/>
+            <w:tcW w:w="567" w:type="dxa"/>
             <w:vAlign w:val="center"/>
           </w:tcPr>
           <w:p>
@@ -2371,7 +2370,7 @@
         </w:tc>
         <w:tc>
           <w:tcPr>
-            <w:tcW w:w="2740" w:type="dxa"/>
+            <w:tcW w:w="2815" w:type="dxa"/>
             <w:gridSpan w:val="4"/>
             <w:vAlign w:val="center"/>
           </w:tcPr>
@@ -2388,7 +2387,7 @@
         </w:tc>
         <w:tc>
           <w:tcPr>
-            <w:tcW w:w="1642" w:type="dxa"/>
+            <w:tcW w:w="1530" w:type="dxa"/>
             <w:gridSpan w:val="3"/>
             <w:vAlign w:val="center"/>
           </w:tcPr>
@@ -2423,7 +2422,7 @@
         <w:tc>
           <w:tcPr>
             <w:tcW w:w="729" w:type="dxa"/>
-            <w:gridSpan w:val="2"/>
+            <w:gridSpan w:val="3"/>
             <w:vAlign w:val="center"/>
           </w:tcPr>
           <w:p>
@@ -2472,7 +2471,7 @@
         </w:tc>
         <w:tc>
           <w:tcPr>
-            <w:tcW w:w="1247" w:type="dxa"/>
+            <w:tcW w:w="903" w:type="dxa"/>
             <w:vAlign w:val="center"/>
           </w:tcPr>
           <w:p>
@@ -2493,7 +2492,7 @@
         </w:trPr>
         <w:tc>
           <w:tcPr>
-            <w:tcW w:w="560" w:type="dxa"/>
+            <w:tcW w:w="567" w:type="dxa"/>
             <w:vAlign w:val="center"/>
           </w:tcPr>
           <w:p>
@@ -2516,7 +2515,7 @@
         </w:tc>
         <w:tc>
           <w:tcPr>
-            <w:tcW w:w="2740" w:type="dxa"/>
+            <w:tcW w:w="2815" w:type="dxa"/>
             <w:gridSpan w:val="4"/>
             <w:vAlign w:val="center"/>
           </w:tcPr>
@@ -2533,7 +2532,7 @@
         </w:tc>
         <w:tc>
           <w:tcPr>
-            <w:tcW w:w="1642" w:type="dxa"/>
+            <w:tcW w:w="1530" w:type="dxa"/>
             <w:gridSpan w:val="3"/>
             <w:vAlign w:val="center"/>
           </w:tcPr>
@@ -2568,7 +2567,7 @@
         <w:tc>
           <w:tcPr>
             <w:tcW w:w="729" w:type="dxa"/>
-            <w:gridSpan w:val="2"/>
+            <w:gridSpan w:val="3"/>
             <w:vAlign w:val="center"/>
           </w:tcPr>
           <w:p>
@@ -2617,7 +2616,7 @@
         </w:tc>
         <w:tc>
           <w:tcPr>
-            <w:tcW w:w="1247" w:type="dxa"/>
+            <w:tcW w:w="903" w:type="dxa"/>
             <w:vAlign w:val="center"/>
           </w:tcPr>
           <w:p>
@@ -2638,7 +2637,7 @@
         </w:trPr>
         <w:tc>
           <w:tcPr>
-            <w:tcW w:w="560" w:type="dxa"/>
+            <w:tcW w:w="567" w:type="dxa"/>
             <w:vAlign w:val="center"/>
           </w:tcPr>
           <w:p>
@@ -2661,7 +2660,7 @@
         </w:tc>
         <w:tc>
           <w:tcPr>
-            <w:tcW w:w="2740" w:type="dxa"/>
+            <w:tcW w:w="2815" w:type="dxa"/>
             <w:gridSpan w:val="4"/>
             <w:vAlign w:val="center"/>
           </w:tcPr>
@@ -2678,7 +2677,7 @@
         </w:tc>
         <w:tc>
           <w:tcPr>
-            <w:tcW w:w="1642" w:type="dxa"/>
+            <w:tcW w:w="1530" w:type="dxa"/>
             <w:gridSpan w:val="3"/>
             <w:vAlign w:val="center"/>
           </w:tcPr>
@@ -2713,7 +2712,7 @@
         <w:tc>
           <w:tcPr>
             <w:tcW w:w="729" w:type="dxa"/>
-            <w:gridSpan w:val="2"/>
+            <w:gridSpan w:val="3"/>
             <w:vAlign w:val="center"/>
           </w:tcPr>
           <w:p>
@@ -2762,7 +2761,7 @@
         </w:tc>
         <w:tc>
           <w:tcPr>
-            <w:tcW w:w="1247" w:type="dxa"/>
+            <w:tcW w:w="903" w:type="dxa"/>
             <w:vAlign w:val="center"/>
           </w:tcPr>
           <w:p>
@@ -2783,7 +2782,7 @@
         </w:trPr>
         <w:tc>
           <w:tcPr>
-            <w:tcW w:w="560" w:type="dxa"/>
+            <w:tcW w:w="567" w:type="dxa"/>
             <w:vAlign w:val="center"/>
           </w:tcPr>
           <w:p>
@@ -2806,7 +2805,7 @@
         </w:tc>
         <w:tc>
           <w:tcPr>
-            <w:tcW w:w="2740" w:type="dxa"/>
+            <w:tcW w:w="2815" w:type="dxa"/>
             <w:gridSpan w:val="4"/>
             <w:vAlign w:val="center"/>
           </w:tcPr>
@@ -2823,7 +2822,7 @@
         </w:tc>
         <w:tc>
           <w:tcPr>
-            <w:tcW w:w="1642" w:type="dxa"/>
+            <w:tcW w:w="1530" w:type="dxa"/>
             <w:gridSpan w:val="3"/>
             <w:vAlign w:val="center"/>
           </w:tcPr>
@@ -2858,7 +2857,7 @@
         <w:tc>
           <w:tcPr>
             <w:tcW w:w="729" w:type="dxa"/>
-            <w:gridSpan w:val="2"/>
+            <w:gridSpan w:val="3"/>
             <w:vAlign w:val="center"/>
           </w:tcPr>
           <w:p>
@@ -2907,7 +2906,7 @@
         </w:tc>
         <w:tc>
           <w:tcPr>
-            <w:tcW w:w="1247" w:type="dxa"/>
+            <w:tcW w:w="903" w:type="dxa"/>
             <w:vAlign w:val="center"/>
           </w:tcPr>
           <w:p>
@@ -2928,7 +2927,7 @@
         </w:trPr>
         <w:tc>
           <w:tcPr>
-            <w:tcW w:w="560" w:type="dxa"/>
+            <w:tcW w:w="567" w:type="dxa"/>
             <w:vAlign w:val="center"/>
           </w:tcPr>
           <w:p>
@@ -2951,7 +2950,7 @@
         </w:tc>
         <w:tc>
           <w:tcPr>
-            <w:tcW w:w="2740" w:type="dxa"/>
+            <w:tcW w:w="2815" w:type="dxa"/>
             <w:gridSpan w:val="4"/>
             <w:vAlign w:val="center"/>
           </w:tcPr>
@@ -2968,7 +2967,7 @@
         </w:tc>
         <w:tc>
           <w:tcPr>
-            <w:tcW w:w="1642" w:type="dxa"/>
+            <w:tcW w:w="1530" w:type="dxa"/>
             <w:gridSpan w:val="3"/>
             <w:vAlign w:val="center"/>
           </w:tcPr>
@@ -3003,7 +3002,7 @@
         <w:tc>
           <w:tcPr>
             <w:tcW w:w="729" w:type="dxa"/>
-            <w:gridSpan w:val="2"/>
+            <w:gridSpan w:val="3"/>
             <w:vAlign w:val="center"/>
           </w:tcPr>
           <w:p>
@@ -3052,7 +3051,7 @@
         </w:tc>
         <w:tc>
           <w:tcPr>
-            <w:tcW w:w="1247" w:type="dxa"/>
+            <w:tcW w:w="903" w:type="dxa"/>
             <w:vAlign w:val="center"/>
           </w:tcPr>
           <w:p>
@@ -3073,7 +3072,7 @@
         </w:trPr>
         <w:tc>
           <w:tcPr>
-            <w:tcW w:w="560" w:type="dxa"/>
+            <w:tcW w:w="567" w:type="dxa"/>
             <w:vAlign w:val="center"/>
           </w:tcPr>
           <w:p>
@@ -3096,7 +3095,7 @@
         </w:tc>
         <w:tc>
           <w:tcPr>
-            <w:tcW w:w="2740" w:type="dxa"/>
+            <w:tcW w:w="2815" w:type="dxa"/>
             <w:gridSpan w:val="4"/>
             <w:vAlign w:val="center"/>
           </w:tcPr>
@@ -3113,7 +3112,7 @@
         </w:tc>
         <w:tc>
           <w:tcPr>
-            <w:tcW w:w="1642" w:type="dxa"/>
+            <w:tcW w:w="1530" w:type="dxa"/>
             <w:gridSpan w:val="3"/>
             <w:vAlign w:val="center"/>
           </w:tcPr>
@@ -3148,7 +3147,7 @@
         <w:tc>
           <w:tcPr>
             <w:tcW w:w="729" w:type="dxa"/>
-            <w:gridSpan w:val="2"/>
+            <w:gridSpan w:val="3"/>
             <w:vAlign w:val="center"/>
           </w:tcPr>
           <w:p>
@@ -3197,7 +3196,7 @@
         </w:tc>
         <w:tc>
           <w:tcPr>
-            <w:tcW w:w="1247" w:type="dxa"/>
+            <w:tcW w:w="903" w:type="dxa"/>
             <w:vAlign w:val="center"/>
           </w:tcPr>
           <w:p>
@@ -3218,14 +3217,14 @@
         </w:trPr>
         <w:tc>
           <w:tcPr>
-            <w:tcW w:w="9710" w:type="dxa"/>
-            <w:gridSpan w:val="16"/>
-            <w:vAlign w:val="center"/>
-          </w:tcPr>
-          <w:p>
-            <w:pPr>
-              <w:spacing w:before="60"/>
-              <w:jc w:val="left"/>
+            <w:tcW w:w="9336" w:type="dxa"/>
+            <w:gridSpan w:val="17"/>
+            <w:vAlign w:val="center"/>
+          </w:tcPr>
+          <w:p>
+            <w:pPr>
+              <w:spacing w:before="60"/>
+              <w:jc w:val="center"/>
               <w:rPr>
                 <w:rFonts w:ascii="宋体"/>
                 <w:szCs w:val="21"/>
@@ -3247,7 +3246,7 @@
         </w:trPr>
         <w:tc>
           <w:tcPr>
-            <w:tcW w:w="2342" w:type="dxa"/>
+            <w:tcW w:w="2390" w:type="dxa"/>
             <w:gridSpan w:val="3"/>
           </w:tcPr>
           <w:p>
@@ -3268,6 +3267,7 @@
           <w:p>
             <w:pPr>
               <w:spacing w:line="240" w:lineRule="atLeast"/>
+              <w:jc w:val="center"/>
               <w:rPr>
                 <w:szCs w:val="21"/>
               </w:rPr>
@@ -3276,6 +3276,7 @@
           <w:p>
             <w:pPr>
               <w:spacing w:line="240" w:lineRule="atLeast"/>
+              <w:jc w:val="center"/>
               <w:rPr>
                 <w:szCs w:val="21"/>
               </w:rPr>
@@ -3294,13 +3295,41 @@
                 <w:rFonts w:hint="eastAsia"/>
                 <w:szCs w:val="21"/>
               </w:rPr>
-              <w:t xml:space="preserve"> </w:t>
-            </w:r>
-          </w:p>
-        </w:tc>
-        <w:tc>
-          <w:tcPr>
-            <w:tcW w:w="2344" w:type="dxa"/>
+              <w:t>年</w:t>
+            </w:r>
+            <w:r>
+              <w:rPr>
+                <w:rFonts w:hint="eastAsia"/>
+                <w:szCs w:val="21"/>
+              </w:rPr>
+              <w:t xml:space="preserve">   </w:t>
+            </w:r>
+            <w:r>
+              <w:rPr>
+                <w:rFonts w:hint="eastAsia"/>
+                <w:szCs w:val="21"/>
+              </w:rPr>
+              <w:t>月</w:t>
+            </w:r>
+            <w:r>
+              <w:rPr>
+                <w:rFonts w:hint="eastAsia"/>
+                <w:szCs w:val="21"/>
+              </w:rPr>
+              <w:t xml:space="preserve">   </w:t>
+            </w:r>
+            <w:r>
+              <w:rPr>
+                <w:rFonts w:hint="eastAsia"/>
+                <w:szCs w:val="21"/>
+              </w:rPr>
+              <w:t>日</w:t>
+            </w:r>
+          </w:p>
+        </w:tc>
+        <w:tc>
+          <w:tcPr>
+            <w:tcW w:w="2410" w:type="dxa"/>
             <w:gridSpan w:val="4"/>
           </w:tcPr>
           <w:p>
@@ -3318,10 +3347,15 @@
               <w:t>监理单位：（签章）</w:t>
             </w:r>
           </w:p>
-          <w:p/>
+          <w:p>
+            <w:pPr>
+              <w:jc w:val="center"/>
+            </w:pPr>
+          </w:p>
           <w:p>
             <w:pPr>
               <w:spacing w:line="240" w:lineRule="atLeast"/>
+              <w:jc w:val="center"/>
               <w:rPr>
                 <w:szCs w:val="21"/>
               </w:rPr>
@@ -3340,6 +3374,19 @@
                 <w:rFonts w:hint="eastAsia"/>
                 <w:szCs w:val="21"/>
               </w:rPr>
+              <w:t xml:space="preserve"> </w:t>
+            </w:r>
+            <w:r>
+              <w:rPr>
+                <w:szCs w:val="21"/>
+              </w:rPr>
+              <w:t xml:space="preserve">       </w:t>
+            </w:r>
+            <w:r>
+              <w:rPr>
+                <w:rFonts w:hint="eastAsia"/>
+                <w:szCs w:val="21"/>
+              </w:rPr>
               <w:t>年</w:t>
             </w:r>
             <w:r>
@@ -3374,8 +3421,8 @@
         </w:tc>
         <w:tc>
           <w:tcPr>
-            <w:tcW w:w="2345" w:type="dxa"/>
-            <w:gridSpan w:val="6"/>
+            <w:tcW w:w="2410" w:type="dxa"/>
+            <w:gridSpan w:val="7"/>
           </w:tcPr>
           <w:p>
             <w:pPr>
@@ -3406,10 +3453,15 @@
               <w:t>装置：</w:t>
             </w:r>
           </w:p>
-          <w:p/>
+          <w:p>
+            <w:pPr>
+              <w:jc w:val="center"/>
+            </w:pPr>
+          </w:p>
           <w:p>
             <w:pPr>
               <w:spacing w:line="240" w:lineRule="atLeast"/>
+              <w:jc w:val="center"/>
               <w:rPr>
                 <w:szCs w:val="21"/>
               </w:rPr>
@@ -3428,6 +3480,19 @@
                 <w:rFonts w:hint="eastAsia"/>
                 <w:szCs w:val="21"/>
               </w:rPr>
+              <w:t xml:space="preserve"> </w:t>
+            </w:r>
+            <w:r>
+              <w:rPr>
+                <w:szCs w:val="21"/>
+              </w:rPr>
+              <w:t xml:space="preserve">       </w:t>
+            </w:r>
+            <w:r>
+              <w:rPr>
+                <w:rFonts w:hint="eastAsia"/>
+                <w:szCs w:val="21"/>
+              </w:rPr>
               <w:t>年</w:t>
             </w:r>
             <w:r>
@@ -3462,7 +3527,7 @@
         </w:tc>
         <w:tc>
           <w:tcPr>
-            <w:tcW w:w="2679" w:type="dxa"/>
+            <w:tcW w:w="2126" w:type="dxa"/>
             <w:gridSpan w:val="3"/>
           </w:tcPr>
           <w:p>
@@ -3490,9 +3555,8 @@
           </w:p>
           <w:p>
             <w:pPr>
-              <w:spacing w:line="240" w:lineRule="atLeast"/>
-              <w:rPr>
-                <w:szCs w:val="21"/>
+              <w:rPr>
+                <w:rFonts w:hint="eastAsia"/>
               </w:rPr>
             </w:pPr>
           </w:p>
@@ -3509,6 +3573,19 @@
                 <w:rFonts w:hint="eastAsia"/>
                 <w:szCs w:val="21"/>
               </w:rPr>
+              <w:t xml:space="preserve"> </w:t>
+            </w:r>
+            <w:r>
+              <w:rPr>
+                <w:szCs w:val="21"/>
+              </w:rPr>
+              <w:t xml:space="preserve">      </w:t>
+            </w:r>
+            <w:r>
+              <w:rPr>
+                <w:rFonts w:hint="eastAsia"/>
+                <w:szCs w:val="21"/>
+              </w:rPr>
               <w:t>年</w:t>
             </w:r>
             <w:r>
@@ -3543,8 +3620,16 @@
         </w:tc>
       </w:tr>
     </w:tbl>
-    <w:p/>
-    <w:p/>
+    <w:p>
+      <w:pPr>
+        <w:jc w:val="center"/>
+      </w:pPr>
+    </w:p>
+    <w:p>
+      <w:pPr>
+        <w:jc w:val="center"/>
+      </w:pPr>
+    </w:p>
     <w:sectPr>
       <w:pgSz w:w="11906" w:h="16838"/>
       <w:pgMar w:top="1440" w:right="1800" w:bottom="1440" w:left="1800" w:header="851" w:footer="992" w:gutter="0"/>

--- a/template/ray/TEMPLATE.docx
+++ b/template/ray/TEMPLATE.docx
@@ -144,13 +144,7 @@
               <w:t>工程名称：</w:t>
             </w:r>
           </w:p>
-          <w:p>
-            <w:pPr>
-              <w:rPr>
-                <w:rFonts w:hint="eastAsia"/>
-              </w:rPr>
-            </w:pPr>
-          </w:p>
+          <w:p/>
           <w:p>
             <w:pPr>
               <w:spacing w:before="120"/>
@@ -3295,35 +3289,7 @@
                 <w:rFonts w:hint="eastAsia"/>
                 <w:szCs w:val="21"/>
               </w:rPr>
-              <w:t>年</w:t>
-            </w:r>
-            <w:r>
-              <w:rPr>
-                <w:rFonts w:hint="eastAsia"/>
-                <w:szCs w:val="21"/>
-              </w:rPr>
-              <w:t xml:space="preserve">   </w:t>
-            </w:r>
-            <w:r>
-              <w:rPr>
-                <w:rFonts w:hint="eastAsia"/>
-                <w:szCs w:val="21"/>
-              </w:rPr>
-              <w:t>月</w:t>
-            </w:r>
-            <w:r>
-              <w:rPr>
-                <w:rFonts w:hint="eastAsia"/>
-                <w:szCs w:val="21"/>
-              </w:rPr>
-              <w:t xml:space="preserve">   </w:t>
-            </w:r>
-            <w:r>
-              <w:rPr>
-                <w:rFonts w:hint="eastAsia"/>
-                <w:szCs w:val="21"/>
-              </w:rPr>
-              <w:t>日</w:t>
+              <w:t xml:space="preserve">  </w:t>
             </w:r>
           </w:p>
         </w:tc>
@@ -3553,13 +3519,7 @@
               </w:rPr>
             </w:pPr>
           </w:p>
-          <w:p>
-            <w:pPr>
-              <w:rPr>
-                <w:rFonts w:hint="eastAsia"/>
-              </w:rPr>
-            </w:pPr>
-          </w:p>
+          <w:p/>
           <w:p>
             <w:pPr>
               <w:spacing w:line="240" w:lineRule="atLeast"/>

--- a/template/ray/TEMPLATE.docx
+++ b/template/ray/TEMPLATE.docx
@@ -3218,7 +3218,7 @@
           <w:p>
             <w:pPr>
               <w:spacing w:before="60"/>
-              <w:jc w:val="center"/>
+              <w:jc w:val="left"/>
               <w:rPr>
                 <w:rFonts w:ascii="宋体"/>
                 <w:szCs w:val="21"/>

--- a/template/ray/TEMPLATE.docx
+++ b/template/ray/TEMPLATE.docx
@@ -132,19 +132,18 @@
             <w:pPr>
               <w:spacing w:before="120"/>
               <w:rPr>
-                <w:rFonts w:ascii="宋体"/>
-                <w:szCs w:val="21"/>
-              </w:rPr>
-            </w:pPr>
-            <w:r>
-              <w:rPr>
                 <w:rFonts w:ascii="宋体" w:hint="eastAsia"/>
                 <w:szCs w:val="21"/>
               </w:rPr>
+            </w:pPr>
+            <w:r>
+              <w:rPr>
+                <w:rFonts w:ascii="宋体" w:hint="eastAsia"/>
+                <w:szCs w:val="21"/>
+              </w:rPr>
               <w:t>工程名称：</w:t>
             </w:r>
           </w:p>
-          <w:p/>
           <w:p>
             <w:pPr>
               <w:spacing w:before="120"/>

--- a/template/ray/TEMPLATE.docx
+++ b/template/ray/TEMPLATE.docx
@@ -132,7 +132,7 @@
             <w:pPr>
               <w:spacing w:before="120"/>
               <w:rPr>
-                <w:rFonts w:ascii="宋体" w:hint="eastAsia"/>
+                <w:rFonts w:ascii="宋体"/>
                 <w:szCs w:val="21"/>
               </w:rPr>
             </w:pPr>
@@ -3259,19 +3259,23 @@
           </w:p>
           <w:p>
             <w:pPr>
-              <w:spacing w:line="240" w:lineRule="atLeast"/>
-              <w:jc w:val="center"/>
-              <w:rPr>
-                <w:szCs w:val="21"/>
-              </w:rPr>
-            </w:pPr>
-          </w:p>
-          <w:p>
-            <w:pPr>
-              <w:spacing w:line="240" w:lineRule="atLeast"/>
-              <w:jc w:val="center"/>
-              <w:rPr>
-                <w:szCs w:val="21"/>
+              <w:rPr>
+                <w:rFonts w:hint="eastAsia"/>
+              </w:rPr>
+            </w:pPr>
+          </w:p>
+          <w:p>
+            <w:pPr>
+              <w:rPr>
+                <w:rFonts w:hint="eastAsia"/>
+              </w:rPr>
+            </w:pPr>
+          </w:p>
+          <w:p>
+            <w:pPr>
+              <w:jc w:val="right"/>
+              <w:rPr>
+                <w:rFonts w:hint="eastAsia"/>
               </w:rPr>
             </w:pPr>
           </w:p>
@@ -3314,15 +3318,23 @@
           </w:p>
           <w:p>
             <w:pPr>
-              <w:jc w:val="center"/>
-            </w:pPr>
-          </w:p>
-          <w:p>
-            <w:pPr>
-              <w:spacing w:line="240" w:lineRule="atLeast"/>
-              <w:jc w:val="center"/>
-              <w:rPr>
-                <w:szCs w:val="21"/>
+              <w:rPr>
+                <w:rFonts w:hint="eastAsia"/>
+              </w:rPr>
+            </w:pPr>
+          </w:p>
+          <w:p>
+            <w:pPr>
+              <w:rPr>
+                <w:rFonts w:hint="eastAsia"/>
+              </w:rPr>
+            </w:pPr>
+          </w:p>
+          <w:p>
+            <w:pPr>
+              <w:jc w:val="right"/>
+              <w:rPr>
+                <w:rFonts w:hint="eastAsia"/>
               </w:rPr>
             </w:pPr>
           </w:p>
@@ -3347,41 +3359,6 @@
               </w:rPr>
               <w:t xml:space="preserve">       </w:t>
             </w:r>
-            <w:r>
-              <w:rPr>
-                <w:rFonts w:hint="eastAsia"/>
-                <w:szCs w:val="21"/>
-              </w:rPr>
-              <w:t>年</w:t>
-            </w:r>
-            <w:r>
-              <w:rPr>
-                <w:rFonts w:hint="eastAsia"/>
-                <w:szCs w:val="21"/>
-              </w:rPr>
-              <w:t xml:space="preserve">   </w:t>
-            </w:r>
-            <w:r>
-              <w:rPr>
-                <w:rFonts w:hint="eastAsia"/>
-                <w:szCs w:val="21"/>
-              </w:rPr>
-              <w:t>月</w:t>
-            </w:r>
-            <w:r>
-              <w:rPr>
-                <w:rFonts w:hint="eastAsia"/>
-                <w:szCs w:val="21"/>
-              </w:rPr>
-              <w:t xml:space="preserve">   </w:t>
-            </w:r>
-            <w:r>
-              <w:rPr>
-                <w:rFonts w:hint="eastAsia"/>
-                <w:szCs w:val="21"/>
-              </w:rPr>
-              <w:t>日</w:t>
-            </w:r>
           </w:p>
         </w:tc>
         <w:tc>
@@ -3418,17 +3395,22 @@
               <w:t>装置：</w:t>
             </w:r>
           </w:p>
-          <w:p>
-            <w:pPr>
-              <w:jc w:val="center"/>
-            </w:pPr>
-          </w:p>
-          <w:p>
-            <w:pPr>
-              <w:spacing w:line="240" w:lineRule="atLeast"/>
-              <w:jc w:val="center"/>
-              <w:rPr>
-                <w:szCs w:val="21"/>
+          <w:p/>
+          <w:p/>
+          <w:p>
+            <w:pPr>
+              <w:jc w:val="right"/>
+              <w:rPr>
+                <w:rFonts w:hint="eastAsia"/>
+              </w:rPr>
+            </w:pPr>
+          </w:p>
+          <w:p>
+            <w:pPr>
+              <w:pStyle w:val="a0"/>
+              <w:jc w:val="both"/>
+              <w:rPr>
+                <w:rFonts w:hint="eastAsia"/>
               </w:rPr>
             </w:pPr>
           </w:p>
@@ -3453,72 +3435,41 @@
               </w:rPr>
               <w:t xml:space="preserve">       </w:t>
             </w:r>
+          </w:p>
+        </w:tc>
+        <w:tc>
+          <w:tcPr>
+            <w:tcW w:w="2126" w:type="dxa"/>
+            <w:gridSpan w:val="3"/>
+          </w:tcPr>
+          <w:p>
+            <w:pPr>
+              <w:spacing w:line="240" w:lineRule="atLeast"/>
+              <w:rPr>
+                <w:szCs w:val="21"/>
+              </w:rPr>
+            </w:pPr>
             <w:r>
               <w:rPr>
                 <w:rFonts w:hint="eastAsia"/>
                 <w:szCs w:val="21"/>
               </w:rPr>
-              <w:t>年</w:t>
-            </w:r>
-            <w:r>
+              <w:t>检测单位：（签章）</w:t>
+            </w:r>
+          </w:p>
+          <w:p/>
+          <w:p>
+            <w:pPr>
               <w:rPr>
                 <w:rFonts w:hint="eastAsia"/>
-                <w:szCs w:val="21"/>
-              </w:rPr>
-              <w:t xml:space="preserve">   </w:t>
-            </w:r>
-            <w:r>
-              <w:rPr>
-                <w:rFonts w:hint="eastAsia"/>
-                <w:szCs w:val="21"/>
-              </w:rPr>
-              <w:t>月</w:t>
-            </w:r>
-            <w:r>
-              <w:rPr>
-                <w:rFonts w:hint="eastAsia"/>
-                <w:szCs w:val="21"/>
-              </w:rPr>
-              <w:t xml:space="preserve">   </w:t>
-            </w:r>
-            <w:r>
-              <w:rPr>
-                <w:rFonts w:hint="eastAsia"/>
-                <w:szCs w:val="21"/>
-              </w:rPr>
-              <w:t>日</w:t>
-            </w:r>
-          </w:p>
-        </w:tc>
-        <w:tc>
-          <w:tcPr>
-            <w:tcW w:w="2126" w:type="dxa"/>
-            <w:gridSpan w:val="3"/>
-          </w:tcPr>
-          <w:p>
-            <w:pPr>
-              <w:spacing w:line="240" w:lineRule="atLeast"/>
-              <w:rPr>
-                <w:szCs w:val="21"/>
-              </w:rPr>
-            </w:pPr>
-            <w:r>
-              <w:rPr>
-                <w:rFonts w:hint="eastAsia"/>
-                <w:szCs w:val="21"/>
-              </w:rPr>
-              <w:t>检测单位：（签章）</w:t>
-            </w:r>
-          </w:p>
-          <w:p>
-            <w:pPr>
-              <w:spacing w:line="240" w:lineRule="atLeast"/>
-              <w:rPr>
-                <w:szCs w:val="21"/>
-              </w:rPr>
-            </w:pPr>
-          </w:p>
-          <w:p/>
+              </w:rPr>
+            </w:pPr>
+          </w:p>
+          <w:p>
+            <w:pPr>
+              <w:jc w:val="right"/>
+            </w:pPr>
+          </w:p>
           <w:p>
             <w:pPr>
               <w:spacing w:line="240" w:lineRule="atLeast"/>
@@ -3538,42 +3489,7 @@
               <w:rPr>
                 <w:szCs w:val="21"/>
               </w:rPr>
-              <w:t xml:space="preserve">      </w:t>
-            </w:r>
-            <w:r>
-              <w:rPr>
-                <w:rFonts w:hint="eastAsia"/>
-                <w:szCs w:val="21"/>
-              </w:rPr>
-              <w:t>年</w:t>
-            </w:r>
-            <w:r>
-              <w:rPr>
-                <w:rFonts w:hint="eastAsia"/>
-                <w:szCs w:val="21"/>
-              </w:rPr>
-              <w:t xml:space="preserve">   </w:t>
-            </w:r>
-            <w:r>
-              <w:rPr>
-                <w:rFonts w:hint="eastAsia"/>
-                <w:szCs w:val="21"/>
-              </w:rPr>
-              <w:t>月</w:t>
-            </w:r>
-            <w:r>
-              <w:rPr>
-                <w:rFonts w:hint="eastAsia"/>
-                <w:szCs w:val="21"/>
-              </w:rPr>
-              <w:t xml:space="preserve">   </w:t>
-            </w:r>
-            <w:r>
-              <w:rPr>
-                <w:rFonts w:hint="eastAsia"/>
-                <w:szCs w:val="21"/>
-              </w:rPr>
-              <w:t>日</w:t>
+              <w:t xml:space="preserve">     </w:t>
             </w:r>
           </w:p>
         </w:tc>
